--- a/营销业务管理平台_应用安全检测报告_V2.docx
+++ b/营销业务管理平台_应用安全检测报告_V2.docx
@@ -2826,6 +2826,108 @@
     <w:p/>
     <w:p>
       <w:pPr>
+        <w:jc w:val="center"/>
+      </w:pPr>
+      <w:r>
+        <w:drawing>
+          <wp:inline xmlns:a="http://schemas.openxmlformats.org/drawingml/2006/main" xmlns:pic="http://schemas.openxmlformats.org/drawingml/2006/picture">
+            <wp:extent cx="5303520" cy="3977640"/>
+            <wp:docPr id="1" name="Picture 1"/>
+            <wp:cNvGraphicFramePr>
+              <a:graphicFrameLocks noChangeAspect="1"/>
+            </wp:cNvGraphicFramePr>
+            <a:graphic>
+              <a:graphicData uri="http://schemas.openxmlformats.org/drawingml/2006/picture">
+                <pic:pic>
+                  <pic:nvPicPr>
+                    <pic:cNvPr id="0" name="01_login_page.png"/>
+                    <pic:cNvPicPr/>
+                  </pic:nvPicPr>
+                  <pic:blipFill>
+                    <a:blip r:embed="rId9"/>
+                    <a:stretch>
+                      <a:fillRect/>
+                    </a:stretch>
+                  </pic:blipFill>
+                  <pic:spPr>
+                    <a:xfrm>
+                      <a:off x="0" y="0"/>
+                      <a:ext cx="5303520" cy="3977640"/>
+                    </a:xfrm>
+                    <a:prstGeom prst="rect"/>
+                  </pic:spPr>
+                </pic:pic>
+              </a:graphicData>
+            </a:graphic>
+          </wp:inline>
+        </w:drawing>
+      </w:r>
+    </w:p>
+    <w:p>
+      <w:pPr>
+        <w:jc w:val="center"/>
+      </w:pPr>
+      <w:r>
+        <w:rPr>
+          <w:color w:val="808080"/>
+          <w:sz w:val="16"/>
+        </w:rPr>
+        <w:t>图: PORT-001-1 登录页面(仅80/443端口开放)</w:t>
+      </w:r>
+    </w:p>
+    <w:p>
+      <w:pPr>
+        <w:jc w:val="center"/>
+      </w:pPr>
+      <w:r>
+        <w:drawing>
+          <wp:inline xmlns:a="http://schemas.openxmlformats.org/drawingml/2006/main" xmlns:pic="http://schemas.openxmlformats.org/drawingml/2006/picture">
+            <wp:extent cx="5303520" cy="1069543"/>
+            <wp:docPr id="2" name="Picture 2"/>
+            <wp:cNvGraphicFramePr>
+              <a:graphicFrameLocks noChangeAspect="1"/>
+            </wp:cNvGraphicFramePr>
+            <a:graphic>
+              <a:graphicData uri="http://schemas.openxmlformats.org/drawingml/2006/picture">
+                <pic:pic>
+                  <pic:nvPicPr>
+                    <pic:cNvPr id="0" name="02_port_scan.png"/>
+                    <pic:cNvPicPr/>
+                  </pic:nvPicPr>
+                  <pic:blipFill>
+                    <a:blip r:embed="rId10"/>
+                    <a:stretch>
+                      <a:fillRect/>
+                    </a:stretch>
+                  </pic:blipFill>
+                  <pic:spPr>
+                    <a:xfrm>
+                      <a:off x="0" y="0"/>
+                      <a:ext cx="5303520" cy="1069543"/>
+                    </a:xfrm>
+                    <a:prstGeom prst="rect"/>
+                  </pic:spPr>
+                </pic:pic>
+              </a:graphicData>
+            </a:graphic>
+          </wp:inline>
+        </w:drawing>
+      </w:r>
+    </w:p>
+    <w:p>
+      <w:pPr>
+        <w:jc w:val="center"/>
+      </w:pPr>
+      <w:r>
+        <w:rPr>
+          <w:color w:val="808080"/>
+          <w:sz w:val="16"/>
+        </w:rPr>
+        <w:t>图: PORT-001-2 端口连通性测试</w:t>
+      </w:r>
+    </w:p>
+    <w:p>
+      <w:pPr>
         <w:pStyle w:val="Heading2"/>
       </w:pPr>
       <w:r>
@@ -3192,6 +3294,57 @@
       </w:tr>
     </w:tbl>
     <w:p/>
+    <w:p>
+      <w:pPr>
+        <w:jc w:val="center"/>
+      </w:pPr>
+      <w:r>
+        <w:drawing>
+          <wp:inline xmlns:a="http://schemas.openxmlformats.org/drawingml/2006/main" xmlns:pic="http://schemas.openxmlformats.org/drawingml/2006/picture">
+            <wp:extent cx="5303520" cy="1785518"/>
+            <wp:docPr id="3" name="Picture 3"/>
+            <wp:cNvGraphicFramePr>
+              <a:graphicFrameLocks noChangeAspect="1"/>
+            </wp:cNvGraphicFramePr>
+            <a:graphic>
+              <a:graphicData uri="http://schemas.openxmlformats.org/drawingml/2006/picture">
+                <pic:pic>
+                  <pic:nvPicPr>
+                    <pic:cNvPr id="0" name="05_security_headers.png"/>
+                    <pic:cNvPicPr/>
+                  </pic:nvPicPr>
+                  <pic:blipFill>
+                    <a:blip r:embed="rId11"/>
+                    <a:stretch>
+                      <a:fillRect/>
+                    </a:stretch>
+                  </pic:blipFill>
+                  <pic:spPr>
+                    <a:xfrm>
+                      <a:off x="0" y="0"/>
+                      <a:ext cx="5303520" cy="1785518"/>
+                    </a:xfrm>
+                    <a:prstGeom prst="rect"/>
+                  </pic:spPr>
+                </pic:pic>
+              </a:graphicData>
+            </a:graphic>
+          </wp:inline>
+        </w:drawing>
+      </w:r>
+    </w:p>
+    <w:p>
+      <w:pPr>
+        <w:jc w:val="center"/>
+      </w:pPr>
+      <w:r>
+        <w:rPr>
+          <w:color w:val="808080"/>
+          <w:sz w:val="16"/>
+        </w:rPr>
+        <w:t>图: BASIC-001-1 响应头Server:nginx版本隐藏</w:t>
+      </w:r>
+    </w:p>
     <w:p>
       <w:pPr>
         <w:pStyle w:val="Heading2"/>
@@ -3556,6 +3709,57 @@
     <w:p/>
     <w:p>
       <w:pPr>
+        <w:jc w:val="center"/>
+      </w:pPr>
+      <w:r>
+        <w:drawing>
+          <wp:inline xmlns:a="http://schemas.openxmlformats.org/drawingml/2006/main" xmlns:pic="http://schemas.openxmlformats.org/drawingml/2006/picture">
+            <wp:extent cx="5303520" cy="3977640"/>
+            <wp:docPr id="4" name="Picture 4"/>
+            <wp:cNvGraphicFramePr>
+              <a:graphicFrameLocks noChangeAspect="1"/>
+            </wp:cNvGraphicFramePr>
+            <a:graphic>
+              <a:graphicData uri="http://schemas.openxmlformats.org/drawingml/2006/picture">
+                <pic:pic>
+                  <pic:nvPicPr>
+                    <pic:cNvPr id="0" name="01_login_page.png"/>
+                    <pic:cNvPicPr/>
+                  </pic:nvPicPr>
+                  <pic:blipFill>
+                    <a:blip r:embed="rId9"/>
+                    <a:stretch>
+                      <a:fillRect/>
+                    </a:stretch>
+                  </pic:blipFill>
+                  <pic:spPr>
+                    <a:xfrm>
+                      <a:off x="0" y="0"/>
+                      <a:ext cx="5303520" cy="3977640"/>
+                    </a:xfrm>
+                    <a:prstGeom prst="rect"/>
+                  </pic:spPr>
+                </pic:pic>
+              </a:graphicData>
+            </a:graphic>
+          </wp:inline>
+        </w:drawing>
+      </w:r>
+    </w:p>
+    <w:p>
+      <w:pPr>
+        <w:jc w:val="center"/>
+      </w:pPr>
+      <w:r>
+        <w:rPr>
+          <w:color w:val="808080"/>
+          <w:sz w:val="16"/>
+        </w:rPr>
+        <w:t>图: FRON-001-1 前端Vue3+ElementPlus框架</w:t>
+      </w:r>
+    </w:p>
+    <w:p>
+      <w:pPr>
         <w:pStyle w:val="Heading3"/>
       </w:pPr>
       <w:r>
@@ -3924,6 +4128,57 @@
       </w:tr>
     </w:tbl>
     <w:p/>
+    <w:p>
+      <w:pPr>
+        <w:jc w:val="center"/>
+      </w:pPr>
+      <w:r>
+        <w:drawing>
+          <wp:inline xmlns:a="http://schemas.openxmlformats.org/drawingml/2006/main" xmlns:pic="http://schemas.openxmlformats.org/drawingml/2006/picture">
+            <wp:extent cx="5303520" cy="2024177"/>
+            <wp:docPr id="5" name="Picture 5"/>
+            <wp:cNvGraphicFramePr>
+              <a:graphicFrameLocks noChangeAspect="1"/>
+            </wp:cNvGraphicFramePr>
+            <a:graphic>
+              <a:graphicData uri="http://schemas.openxmlformats.org/drawingml/2006/picture">
+                <pic:pic>
+                  <pic:nvPicPr>
+                    <pic:cNvPr id="0" name="15_runtime_env_js.png"/>
+                    <pic:cNvPicPr/>
+                  </pic:nvPicPr>
+                  <pic:blipFill>
+                    <a:blip r:embed="rId12"/>
+                    <a:stretch>
+                      <a:fillRect/>
+                    </a:stretch>
+                  </pic:blipFill>
+                  <pic:spPr>
+                    <a:xfrm>
+                      <a:off x="0" y="0"/>
+                      <a:ext cx="5303520" cy="2024177"/>
+                    </a:xfrm>
+                    <a:prstGeom prst="rect"/>
+                  </pic:spPr>
+                </pic:pic>
+              </a:graphicData>
+            </a:graphic>
+          </wp:inline>
+        </w:drawing>
+      </w:r>
+    </w:p>
+    <w:p>
+      <w:pPr>
+        <w:jc w:val="center"/>
+      </w:pPr>
+      <w:r>
+        <w:rPr>
+          <w:color w:val="808080"/>
+          <w:sz w:val="16"/>
+        </w:rPr>
+        <w:t>图: FRON-002-1 runtime-env.js泄露SSO配置信息</w:t>
+      </w:r>
+    </w:p>
     <w:p>
       <w:pPr>
         <w:pStyle w:val="Heading2"/>
@@ -4300,6 +4555,108 @@
     <w:p/>
     <w:p>
       <w:pPr>
+        <w:jc w:val="center"/>
+      </w:pPr>
+      <w:r>
+        <w:drawing>
+          <wp:inline xmlns:a="http://schemas.openxmlformats.org/drawingml/2006/main" xmlns:pic="http://schemas.openxmlformats.org/drawingml/2006/picture">
+            <wp:extent cx="5303520" cy="671779"/>
+            <wp:docPr id="6" name="Picture 6"/>
+            <wp:cNvGraphicFramePr>
+              <a:graphicFrameLocks noChangeAspect="1"/>
+            </wp:cNvGraphicFramePr>
+            <a:graphic>
+              <a:graphicData uri="http://schemas.openxmlformats.org/drawingml/2006/picture">
+                <pic:pic>
+                  <pic:nvPicPr>
+                    <pic:cNvPr id="0" name="07_version_json.png"/>
+                    <pic:cNvPicPr/>
+                  </pic:nvPicPr>
+                  <pic:blipFill>
+                    <a:blip r:embed="rId13"/>
+                    <a:stretch>
+                      <a:fillRect/>
+                    </a:stretch>
+                  </pic:blipFill>
+                  <pic:spPr>
+                    <a:xfrm>
+                      <a:off x="0" y="0"/>
+                      <a:ext cx="5303520" cy="671779"/>
+                    </a:xfrm>
+                    <a:prstGeom prst="rect"/>
+                  </pic:spPr>
+                </pic:pic>
+              </a:graphicData>
+            </a:graphic>
+          </wp:inline>
+        </w:drawing>
+      </w:r>
+    </w:p>
+    <w:p>
+      <w:pPr>
+        <w:jc w:val="center"/>
+      </w:pPr>
+      <w:r>
+        <w:rPr>
+          <w:color w:val="808080"/>
+          <w:sz w:val="16"/>
+        </w:rPr>
+        <w:t>图: TRAN-001-1 version.json泄露构建时间</w:t>
+      </w:r>
+    </w:p>
+    <w:p>
+      <w:pPr>
+        <w:jc w:val="center"/>
+      </w:pPr>
+      <w:r>
+        <w:drawing>
+          <wp:inline xmlns:a="http://schemas.openxmlformats.org/drawingml/2006/main" xmlns:pic="http://schemas.openxmlformats.org/drawingml/2006/picture">
+            <wp:extent cx="5303520" cy="2024177"/>
+            <wp:docPr id="7" name="Picture 7"/>
+            <wp:cNvGraphicFramePr>
+              <a:graphicFrameLocks noChangeAspect="1"/>
+            </wp:cNvGraphicFramePr>
+            <a:graphic>
+              <a:graphicData uri="http://schemas.openxmlformats.org/drawingml/2006/picture">
+                <pic:pic>
+                  <pic:nvPicPr>
+                    <pic:cNvPr id="0" name="06_gateway_redirect.png"/>
+                    <pic:cNvPicPr/>
+                  </pic:nvPicPr>
+                  <pic:blipFill>
+                    <a:blip r:embed="rId14"/>
+                    <a:stretch>
+                      <a:fillRect/>
+                    </a:stretch>
+                  </pic:blipFill>
+                  <pic:spPr>
+                    <a:xfrm>
+                      <a:off x="0" y="0"/>
+                      <a:ext cx="5303520" cy="2024177"/>
+                    </a:xfrm>
+                    <a:prstGeom prst="rect"/>
+                  </pic:spPr>
+                </pic:pic>
+              </a:graphicData>
+            </a:graphic>
+          </wp:inline>
+        </w:drawing>
+      </w:r>
+    </w:p>
+    <w:p>
+      <w:pPr>
+        <w:jc w:val="center"/>
+      </w:pPr>
+      <w:r>
+        <w:rPr>
+          <w:color w:val="808080"/>
+          <w:sz w:val="16"/>
+        </w:rPr>
+        <w:t>图: TRAN-001-2 Gateway 301泄露内部端口8080</w:t>
+      </w:r>
+    </w:p>
+    <w:p>
+      <w:pPr>
         <w:pStyle w:val="Heading3"/>
       </w:pPr>
       <w:r>
@@ -4668,6 +5025,57 @@
       </w:tr>
     </w:tbl>
     <w:p/>
+    <w:p>
+      <w:pPr>
+        <w:jc w:val="center"/>
+      </w:pPr>
+      <w:r>
+        <w:drawing>
+          <wp:inline xmlns:a="http://schemas.openxmlformats.org/drawingml/2006/main" xmlns:pic="http://schemas.openxmlformats.org/drawingml/2006/picture">
+            <wp:extent cx="5303520" cy="3977640"/>
+            <wp:docPr id="8" name="Picture 8"/>
+            <wp:cNvGraphicFramePr>
+              <a:graphicFrameLocks noChangeAspect="1"/>
+            </wp:cNvGraphicFramePr>
+            <a:graphic>
+              <a:graphicData uri="http://schemas.openxmlformats.org/drawingml/2006/picture">
+                <pic:pic>
+                  <pic:nvPicPr>
+                    <pic:cNvPr id="0" name="12_login_response_headers.png"/>
+                    <pic:cNvPicPr/>
+                  </pic:nvPicPr>
+                  <pic:blipFill>
+                    <a:blip r:embed="rId15"/>
+                    <a:stretch>
+                      <a:fillRect/>
+                    </a:stretch>
+                  </pic:blipFill>
+                  <pic:spPr>
+                    <a:xfrm>
+                      <a:off x="0" y="0"/>
+                      <a:ext cx="5303520" cy="3977640"/>
+                    </a:xfrm>
+                    <a:prstGeom prst="rect"/>
+                  </pic:spPr>
+                </pic:pic>
+              </a:graphicData>
+            </a:graphic>
+          </wp:inline>
+        </w:drawing>
+      </w:r>
+    </w:p>
+    <w:p>
+      <w:pPr>
+        <w:jc w:val="center"/>
+      </w:pPr>
+      <w:r>
+        <w:rPr>
+          <w:color w:val="808080"/>
+          <w:sz w:val="16"/>
+        </w:rPr>
+        <w:t>图: TRAN-002-1 登录请求无nonce/timestamp防重放</w:t>
+      </w:r>
+    </w:p>
     <w:p>
       <w:pPr>
         <w:pStyle w:val="Heading2"/>
@@ -5049,6 +5457,108 @@
     <w:p/>
     <w:p>
       <w:pPr>
+        <w:jc w:val="center"/>
+      </w:pPr>
+      <w:r>
+        <w:drawing>
+          <wp:inline xmlns:a="http://schemas.openxmlformats.org/drawingml/2006/main" xmlns:pic="http://schemas.openxmlformats.org/drawingml/2006/picture">
+            <wp:extent cx="5303520" cy="2024177"/>
+            <wp:docPr id="9" name="Picture 9"/>
+            <wp:cNvGraphicFramePr>
+              <a:graphicFrameLocks noChangeAspect="1"/>
+            </wp:cNvGraphicFramePr>
+            <a:graphic>
+              <a:graphicData uri="http://schemas.openxmlformats.org/drawingml/2006/picture">
+                <pic:pic>
+                  <pic:nvPicPr>
+                    <pic:cNvPr id="0" name="03_auth_login_get.png"/>
+                    <pic:cNvPicPr/>
+                  </pic:nvPicPr>
+                  <pic:blipFill>
+                    <a:blip r:embed="rId16"/>
+                    <a:stretch>
+                      <a:fillRect/>
+                    </a:stretch>
+                  </pic:blipFill>
+                  <pic:spPr>
+                    <a:xfrm>
+                      <a:off x="0" y="0"/>
+                      <a:ext cx="5303520" cy="2024177"/>
+                    </a:xfrm>
+                    <a:prstGeom prst="rect"/>
+                  </pic:spPr>
+                </pic:pic>
+              </a:graphicData>
+            </a:graphic>
+          </wp:inline>
+        </w:drawing>
+      </w:r>
+    </w:p>
+    <w:p>
+      <w:pPr>
+        <w:jc w:val="center"/>
+      </w:pPr>
+      <w:r>
+        <w:rPr>
+          <w:color w:val="808080"/>
+          <w:sz w:val="16"/>
+        </w:rPr>
+        <w:t>图: AUTH-001-1 /auth/login/get返回captcha:false</w:t>
+      </w:r>
+    </w:p>
+    <w:p>
+      <w:pPr>
+        <w:jc w:val="center"/>
+      </w:pPr>
+      <w:r>
+        <w:drawing>
+          <wp:inline xmlns:a="http://schemas.openxmlformats.org/drawingml/2006/main" xmlns:pic="http://schemas.openxmlformats.org/drawingml/2006/picture">
+            <wp:extent cx="5303520" cy="3977640"/>
+            <wp:docPr id="10" name="Picture 10"/>
+            <wp:cNvGraphicFramePr>
+              <a:graphicFrameLocks noChangeAspect="1"/>
+            </wp:cNvGraphicFramePr>
+            <a:graphic>
+              <a:graphicData uri="http://schemas.openxmlformats.org/drawingml/2006/picture">
+                <pic:pic>
+                  <pic:nvPicPr>
+                    <pic:cNvPr id="0" name="01_login_page.png"/>
+                    <pic:cNvPicPr/>
+                  </pic:nvPicPr>
+                  <pic:blipFill>
+                    <a:blip r:embed="rId9"/>
+                    <a:stretch>
+                      <a:fillRect/>
+                    </a:stretch>
+                  </pic:blipFill>
+                  <pic:spPr>
+                    <a:xfrm>
+                      <a:off x="0" y="0"/>
+                      <a:ext cx="5303520" cy="3977640"/>
+                    </a:xfrm>
+                    <a:prstGeom prst="rect"/>
+                  </pic:spPr>
+                </pic:pic>
+              </a:graphicData>
+            </a:graphic>
+          </wp:inline>
+        </w:drawing>
+      </w:r>
+    </w:p>
+    <w:p>
+      <w:pPr>
+        <w:jc w:val="center"/>
+      </w:pPr>
+      <w:r>
+        <w:rPr>
+          <w:color w:val="808080"/>
+          <w:sz w:val="16"/>
+        </w:rPr>
+        <w:t>图: AUTH-001-2 登录页面无验证码输入框</w:t>
+      </w:r>
+    </w:p>
+    <w:p>
+      <w:pPr>
         <w:pStyle w:val="Heading3"/>
       </w:pPr>
       <w:r>
@@ -5419,6 +5929,57 @@
       </w:tr>
     </w:tbl>
     <w:p/>
+    <w:p>
+      <w:pPr>
+        <w:jc w:val="center"/>
+      </w:pPr>
+      <w:r>
+        <w:drawing>
+          <wp:inline xmlns:a="http://schemas.openxmlformats.org/drawingml/2006/main" xmlns:pic="http://schemas.openxmlformats.org/drawingml/2006/picture">
+            <wp:extent cx="5303520" cy="3977640"/>
+            <wp:docPr id="11" name="Picture 11"/>
+            <wp:cNvGraphicFramePr>
+              <a:graphicFrameLocks noChangeAspect="1"/>
+            </wp:cNvGraphicFramePr>
+            <a:graphic>
+              <a:graphicData uri="http://schemas.openxmlformats.org/drawingml/2006/picture">
+                <pic:pic>
+                  <pic:nvPicPr>
+                    <pic:cNvPr id="0" name="01_login_page.png"/>
+                    <pic:cNvPicPr/>
+                  </pic:nvPicPr>
+                  <pic:blipFill>
+                    <a:blip r:embed="rId9"/>
+                    <a:stretch>
+                      <a:fillRect/>
+                    </a:stretch>
+                  </pic:blipFill>
+                  <pic:spPr>
+                    <a:xfrm>
+                      <a:off x="0" y="0"/>
+                      <a:ext cx="5303520" cy="3977640"/>
+                    </a:xfrm>
+                    <a:prstGeom prst="rect"/>
+                  </pic:spPr>
+                </pic:pic>
+              </a:graphicData>
+            </a:graphic>
+          </wp:inline>
+        </w:drawing>
+      </w:r>
+    </w:p>
+    <w:p>
+      <w:pPr>
+        <w:jc w:val="center"/>
+      </w:pPr>
+      <w:r>
+        <w:rPr>
+          <w:color w:val="808080"/>
+          <w:sz w:val="16"/>
+        </w:rPr>
+        <w:t>图: AUTH-002-1 登录页面忘记密码链接</w:t>
+      </w:r>
+    </w:p>
     <w:p>
       <w:pPr>
         <w:pStyle w:val="Heading3"/>
@@ -5792,6 +6353,57 @@
     <w:p/>
     <w:p>
       <w:pPr>
+        <w:jc w:val="center"/>
+      </w:pPr>
+      <w:r>
+        <w:drawing>
+          <wp:inline xmlns:a="http://schemas.openxmlformats.org/drawingml/2006/main" xmlns:pic="http://schemas.openxmlformats.org/drawingml/2006/picture">
+            <wp:extent cx="5303520" cy="2024177"/>
+            <wp:docPr id="12" name="Picture 12"/>
+            <wp:cNvGraphicFramePr>
+              <a:graphicFrameLocks noChangeAspect="1"/>
+            </wp:cNvGraphicFramePr>
+            <a:graphic>
+              <a:graphicData uri="http://schemas.openxmlformats.org/drawingml/2006/picture">
+                <pic:pic>
+                  <pic:nvPicPr>
+                    <pic:cNvPr id="0" name="03_auth_login_get.png"/>
+                    <pic:cNvPicPr/>
+                  </pic:nvPicPr>
+                  <pic:blipFill>
+                    <a:blip r:embed="rId16"/>
+                    <a:stretch>
+                      <a:fillRect/>
+                    </a:stretch>
+                  </pic:blipFill>
+                  <pic:spPr>
+                    <a:xfrm>
+                      <a:off x="0" y="0"/>
+                      <a:ext cx="5303520" cy="2024177"/>
+                    </a:xfrm>
+                    <a:prstGeom prst="rect"/>
+                  </pic:spPr>
+                </pic:pic>
+              </a:graphicData>
+            </a:graphic>
+          </wp:inline>
+        </w:drawing>
+      </w:r>
+    </w:p>
+    <w:p>
+      <w:pPr>
+        <w:jc w:val="center"/>
+      </w:pPr>
+      <w:r>
+        <w:rPr>
+          <w:color w:val="808080"/>
+          <w:sz w:val="16"/>
+        </w:rPr>
+        <w:t>图: AUTH-003-1 /auth/login/get返回mfa:false</w:t>
+      </w:r>
+    </w:p>
+    <w:p>
+      <w:pPr>
         <w:pStyle w:val="Heading3"/>
       </w:pPr>
       <w:r>
@@ -6150,6 +6762,57 @@
       </w:tr>
     </w:tbl>
     <w:p/>
+    <w:p>
+      <w:pPr>
+        <w:jc w:val="center"/>
+      </w:pPr>
+      <w:r>
+        <w:drawing>
+          <wp:inline xmlns:a="http://schemas.openxmlformats.org/drawingml/2006/main" xmlns:pic="http://schemas.openxmlformats.org/drawingml/2006/picture">
+            <wp:extent cx="5303520" cy="1803197"/>
+            <wp:docPr id="13" name="Picture 13"/>
+            <wp:cNvGraphicFramePr>
+              <a:graphicFrameLocks noChangeAspect="1"/>
+            </wp:cNvGraphicFramePr>
+            <a:graphic>
+              <a:graphicData uri="http://schemas.openxmlformats.org/drawingml/2006/picture">
+                <pic:pic>
+                  <pic:nvPicPr>
+                    <pic:cNvPr id="0" name="13_admin_login_response.png"/>
+                    <pic:cNvPicPr/>
+                  </pic:nvPicPr>
+                  <pic:blipFill>
+                    <a:blip r:embed="rId17"/>
+                    <a:stretch>
+                      <a:fillRect/>
+                    </a:stretch>
+                  </pic:blipFill>
+                  <pic:spPr>
+                    <a:xfrm>
+                      <a:off x="0" y="0"/>
+                      <a:ext cx="5303520" cy="1803197"/>
+                    </a:xfrm>
+                    <a:prstGeom prst="rect"/>
+                  </pic:spPr>
+                </pic:pic>
+              </a:graphicData>
+            </a:graphic>
+          </wp:inline>
+        </w:drawing>
+      </w:r>
+    </w:p>
+    <w:p>
+      <w:pPr>
+        <w:jc w:val="center"/>
+      </w:pPr>
+      <w:r>
+        <w:rPr>
+          <w:color w:val="808080"/>
+          <w:sz w:val="16"/>
+        </w:rPr>
+        <w:t>图: AUTH-004-1 管理员登录响应含firstLogin字段</w:t>
+      </w:r>
+    </w:p>
     <w:p>
       <w:pPr>
         <w:pStyle w:val="Heading3"/>
@@ -6508,6 +7171,57 @@
     <w:p/>
     <w:p>
       <w:pPr>
+        <w:jc w:val="center"/>
+      </w:pPr>
+      <w:r>
+        <w:drawing>
+          <wp:inline xmlns:a="http://schemas.openxmlformats.org/drawingml/2006/main" xmlns:pic="http://schemas.openxmlformats.org/drawingml/2006/picture">
+            <wp:extent cx="5303520" cy="910438"/>
+            <wp:docPr id="14" name="Picture 14"/>
+            <wp:cNvGraphicFramePr>
+              <a:graphicFrameLocks noChangeAspect="1"/>
+            </wp:cNvGraphicFramePr>
+            <a:graphic>
+              <a:graphicData uri="http://schemas.openxmlformats.org/drawingml/2006/picture">
+                <pic:pic>
+                  <pic:nvPicPr>
+                    <pic:cNvPr id="0" name="16_error_message.png"/>
+                    <pic:cNvPicPr/>
+                  </pic:nvPicPr>
+                  <pic:blipFill>
+                    <a:blip r:embed="rId18"/>
+                    <a:stretch>
+                      <a:fillRect/>
+                    </a:stretch>
+                  </pic:blipFill>
+                  <pic:spPr>
+                    <a:xfrm>
+                      <a:off x="0" y="0"/>
+                      <a:ext cx="5303520" cy="910438"/>
+                    </a:xfrm>
+                    <a:prstGeom prst="rect"/>
+                  </pic:spPr>
+                </pic:pic>
+              </a:graphicData>
+            </a:graphic>
+          </wp:inline>
+        </w:drawing>
+      </w:r>
+    </w:p>
+    <w:p>
+      <w:pPr>
+        <w:jc w:val="center"/>
+      </w:pPr>
+      <w:r>
+        <w:rPr>
+          <w:color w:val="808080"/>
+          <w:sz w:val="16"/>
+        </w:rPr>
+        <w:t>图: AUTH-005-1 登录失败错误信息统一</w:t>
+      </w:r>
+    </w:p>
+    <w:p>
+      <w:pPr>
         <w:pStyle w:val="Heading3"/>
       </w:pPr>
       <w:r>
@@ -6867,6 +7581,57 @@
       </w:tr>
     </w:tbl>
     <w:p/>
+    <w:p>
+      <w:pPr>
+        <w:jc w:val="center"/>
+      </w:pPr>
+      <w:r>
+        <w:drawing>
+          <wp:inline xmlns:a="http://schemas.openxmlformats.org/drawingml/2006/main" xmlns:pic="http://schemas.openxmlformats.org/drawingml/2006/picture">
+            <wp:extent cx="5303520" cy="1803197"/>
+            <wp:docPr id="15" name="Picture 15"/>
+            <wp:cNvGraphicFramePr>
+              <a:graphicFrameLocks noChangeAspect="1"/>
+            </wp:cNvGraphicFramePr>
+            <a:graphic>
+              <a:graphicData uri="http://schemas.openxmlformats.org/drawingml/2006/picture">
+                <pic:pic>
+                  <pic:nvPicPr>
+                    <pic:cNvPr id="0" name="13_admin_login_response.png"/>
+                    <pic:cNvPicPr/>
+                  </pic:nvPicPr>
+                  <pic:blipFill>
+                    <a:blip r:embed="rId17"/>
+                    <a:stretch>
+                      <a:fillRect/>
+                    </a:stretch>
+                  </pic:blipFill>
+                  <pic:spPr>
+                    <a:xfrm>
+                      <a:off x="0" y="0"/>
+                      <a:ext cx="5303520" cy="1803197"/>
+                    </a:xfrm>
+                    <a:prstGeom prst="rect"/>
+                  </pic:spPr>
+                </pic:pic>
+              </a:graphicData>
+            </a:graphic>
+          </wp:inline>
+        </w:drawing>
+      </w:r>
+    </w:p>
+    <w:p>
+      <w:pPr>
+        <w:jc w:val="center"/>
+      </w:pPr>
+      <w:r>
+        <w:rPr>
+          <w:color w:val="808080"/>
+          <w:sz w:val="16"/>
+        </w:rPr>
+        <w:t>图: AUTH-006-1 登录响应含账号锁定相关字段</w:t>
+      </w:r>
+    </w:p>
     <w:p>
       <w:pPr>
         <w:pStyle w:val="Heading3"/>
@@ -7227,6 +7992,57 @@
     <w:p/>
     <w:p>
       <w:pPr>
+        <w:jc w:val="center"/>
+      </w:pPr>
+      <w:r>
+        <w:drawing>
+          <wp:inline xmlns:a="http://schemas.openxmlformats.org/drawingml/2006/main" xmlns:pic="http://schemas.openxmlformats.org/drawingml/2006/picture">
+            <wp:extent cx="5303520" cy="3977640"/>
+            <wp:docPr id="16" name="Picture 16"/>
+            <wp:cNvGraphicFramePr>
+              <a:graphicFrameLocks noChangeAspect="1"/>
+            </wp:cNvGraphicFramePr>
+            <a:graphic>
+              <a:graphicData uri="http://schemas.openxmlformats.org/drawingml/2006/picture">
+                <pic:pic>
+                  <pic:nvPicPr>
+                    <pic:cNvPr id="0" name="11_login_filled.png"/>
+                    <pic:cNvPicPr/>
+                  </pic:nvPicPr>
+                  <pic:blipFill>
+                    <a:blip r:embed="rId19"/>
+                    <a:stretch>
+                      <a:fillRect/>
+                    </a:stretch>
+                  </pic:blipFill>
+                  <pic:spPr>
+                    <a:xfrm>
+                      <a:off x="0" y="0"/>
+                      <a:ext cx="5303520" cy="3977640"/>
+                    </a:xfrm>
+                    <a:prstGeom prst="rect"/>
+                  </pic:spPr>
+                </pic:pic>
+              </a:graphicData>
+            </a:graphic>
+          </wp:inline>
+        </w:drawing>
+      </w:r>
+    </w:p>
+    <w:p>
+      <w:pPr>
+        <w:jc w:val="center"/>
+      </w:pPr>
+      <w:r>
+        <w:rPr>
+          <w:color w:val="808080"/>
+          <w:sz w:val="16"/>
+        </w:rPr>
+        <w:t>图: AUTH-007-1 密码框星号遮蔽展示</w:t>
+      </w:r>
+    </w:p>
+    <w:p>
+      <w:pPr>
         <w:pStyle w:val="Heading3"/>
       </w:pPr>
       <w:r>
@@ -7587,6 +8403,57 @@
       </w:tr>
     </w:tbl>
     <w:p/>
+    <w:p>
+      <w:pPr>
+        <w:jc w:val="center"/>
+      </w:pPr>
+      <w:r>
+        <w:drawing>
+          <wp:inline xmlns:a="http://schemas.openxmlformats.org/drawingml/2006/main" xmlns:pic="http://schemas.openxmlformats.org/drawingml/2006/picture">
+            <wp:extent cx="5303520" cy="1803197"/>
+            <wp:docPr id="17" name="Picture 17"/>
+            <wp:cNvGraphicFramePr>
+              <a:graphicFrameLocks noChangeAspect="1"/>
+            </wp:cNvGraphicFramePr>
+            <a:graphic>
+              <a:graphicData uri="http://schemas.openxmlformats.org/drawingml/2006/picture">
+                <pic:pic>
+                  <pic:nvPicPr>
+                    <pic:cNvPr id="0" name="13_admin_login_response.png"/>
+                    <pic:cNvPicPr/>
+                  </pic:nvPicPr>
+                  <pic:blipFill>
+                    <a:blip r:embed="rId17"/>
+                    <a:stretch>
+                      <a:fillRect/>
+                    </a:stretch>
+                  </pic:blipFill>
+                  <pic:spPr>
+                    <a:xfrm>
+                      <a:off x="0" y="0"/>
+                      <a:ext cx="5303520" cy="1803197"/>
+                    </a:xfrm>
+                    <a:prstGeom prst="rect"/>
+                  </pic:spPr>
+                </pic:pic>
+              </a:graphicData>
+            </a:graphic>
+          </wp:inline>
+        </w:drawing>
+      </w:r>
+    </w:p>
+    <w:p>
+      <w:pPr>
+        <w:jc w:val="center"/>
+      </w:pPr>
+      <w:r>
+        <w:rPr>
+          <w:color w:val="808080"/>
+          <w:sz w:val="16"/>
+        </w:rPr>
+        <w:t>图: AUTH-008-1 登录响应含密码策略字段</w:t>
+      </w:r>
+    </w:p>
     <w:p>
       <w:pPr>
         <w:pStyle w:val="Heading3"/>
@@ -7947,6 +8814,57 @@
     <w:p/>
     <w:p>
       <w:pPr>
+        <w:jc w:val="center"/>
+      </w:pPr>
+      <w:r>
+        <w:drawing>
+          <wp:inline xmlns:a="http://schemas.openxmlformats.org/drawingml/2006/main" xmlns:pic="http://schemas.openxmlformats.org/drawingml/2006/picture">
+            <wp:extent cx="5303520" cy="1803197"/>
+            <wp:docPr id="18" name="Picture 18"/>
+            <wp:cNvGraphicFramePr>
+              <a:graphicFrameLocks noChangeAspect="1"/>
+            </wp:cNvGraphicFramePr>
+            <a:graphic>
+              <a:graphicData uri="http://schemas.openxmlformats.org/drawingml/2006/picture">
+                <pic:pic>
+                  <pic:nvPicPr>
+                    <pic:cNvPr id="0" name="13_admin_login_response.png"/>
+                    <pic:cNvPicPr/>
+                  </pic:nvPicPr>
+                  <pic:blipFill>
+                    <a:blip r:embed="rId17"/>
+                    <a:stretch>
+                      <a:fillRect/>
+                    </a:stretch>
+                  </pic:blipFill>
+                  <pic:spPr>
+                    <a:xfrm>
+                      <a:off x="0" y="0"/>
+                      <a:ext cx="5303520" cy="1803197"/>
+                    </a:xfrm>
+                    <a:prstGeom prst="rect"/>
+                  </pic:spPr>
+                </pic:pic>
+              </a:graphicData>
+            </a:graphic>
+          </wp:inline>
+        </w:drawing>
+      </w:r>
+    </w:p>
+    <w:p>
+      <w:pPr>
+        <w:jc w:val="center"/>
+      </w:pPr>
+      <w:r>
+        <w:rPr>
+          <w:color w:val="808080"/>
+          <w:sz w:val="16"/>
+        </w:rPr>
+        <w:t>图: AUTH-009-1 登录响应含passwordExpiryDay字段</w:t>
+      </w:r>
+    </w:p>
+    <w:p>
+      <w:pPr>
         <w:pStyle w:val="Heading3"/>
       </w:pPr>
       <w:r>
@@ -8313,6 +9231,57 @@
       </w:tr>
     </w:tbl>
     <w:p/>
+    <w:p>
+      <w:pPr>
+        <w:jc w:val="center"/>
+      </w:pPr>
+      <w:r>
+        <w:drawing>
+          <wp:inline xmlns:a="http://schemas.openxmlformats.org/drawingml/2006/main" xmlns:pic="http://schemas.openxmlformats.org/drawingml/2006/picture">
+            <wp:extent cx="5303520" cy="1803197"/>
+            <wp:docPr id="19" name="Picture 19"/>
+            <wp:cNvGraphicFramePr>
+              <a:graphicFrameLocks noChangeAspect="1"/>
+            </wp:cNvGraphicFramePr>
+            <a:graphic>
+              <a:graphicData uri="http://schemas.openxmlformats.org/drawingml/2006/picture">
+                <pic:pic>
+                  <pic:nvPicPr>
+                    <pic:cNvPr id="0" name="13_admin_login_response.png"/>
+                    <pic:cNvPicPr/>
+                  </pic:nvPicPr>
+                  <pic:blipFill>
+                    <a:blip r:embed="rId17"/>
+                    <a:stretch>
+                      <a:fillRect/>
+                    </a:stretch>
+                  </pic:blipFill>
+                  <pic:spPr>
+                    <a:xfrm>
+                      <a:off x="0" y="0"/>
+                      <a:ext cx="5303520" cy="1803197"/>
+                    </a:xfrm>
+                    <a:prstGeom prst="rect"/>
+                  </pic:spPr>
+                </pic:pic>
+              </a:graphicData>
+            </a:graphic>
+          </wp:inline>
+        </w:drawing>
+      </w:r>
+    </w:p>
+    <w:p>
+      <w:pPr>
+        <w:jc w:val="center"/>
+      </w:pPr>
+      <w:r>
+        <w:rPr>
+          <w:color w:val="808080"/>
+          <w:sz w:val="16"/>
+        </w:rPr>
+        <w:t>图: AUTH-010-1 登录响应明文返回userId/acId</w:t>
+      </w:r>
+    </w:p>
     <w:p>
       <w:pPr>
         <w:pStyle w:val="Heading2"/>
@@ -8691,6 +9660,57 @@
     <w:p/>
     <w:p>
       <w:pPr>
+        <w:jc w:val="center"/>
+      </w:pPr>
+      <w:r>
+        <w:drawing>
+          <wp:inline xmlns:a="http://schemas.openxmlformats.org/drawingml/2006/main" xmlns:pic="http://schemas.openxmlformats.org/drawingml/2006/picture">
+            <wp:extent cx="5303520" cy="2024177"/>
+            <wp:docPr id="20" name="Picture 20"/>
+            <wp:cNvGraphicFramePr>
+              <a:graphicFrameLocks noChangeAspect="1"/>
+            </wp:cNvGraphicFramePr>
+            <a:graphic>
+              <a:graphicData uri="http://schemas.openxmlformats.org/drawingml/2006/picture">
+                <pic:pic>
+                  <pic:nvPicPr>
+                    <pic:cNvPr id="0" name="03_auth_login_get.png"/>
+                    <pic:cNvPicPr/>
+                  </pic:nvPicPr>
+                  <pic:blipFill>
+                    <a:blip r:embed="rId16"/>
+                    <a:stretch>
+                      <a:fillRect/>
+                    </a:stretch>
+                  </pic:blipFill>
+                  <pic:spPr>
+                    <a:xfrm>
+                      <a:off x="0" y="0"/>
+                      <a:ext cx="5303520" cy="2024177"/>
+                    </a:xfrm>
+                    <a:prstGeom prst="rect"/>
+                  </pic:spPr>
+                </pic:pic>
+              </a:graphicData>
+            </a:graphic>
+          </wp:inline>
+        </w:drawing>
+      </w:r>
+    </w:p>
+    <w:p>
+      <w:pPr>
+        <w:jc w:val="center"/>
+      </w:pPr>
+      <w:r>
+        <w:rPr>
+          <w:color w:val="808080"/>
+          <w:sz w:val="16"/>
+        </w:rPr>
+        <w:t>图: PER-001-1 系统支持多种登录方式和角色</w:t>
+      </w:r>
+    </w:p>
+    <w:p>
+      <w:pPr>
         <w:pStyle w:val="Heading3"/>
       </w:pPr>
       <w:r>
@@ -9050,6 +10070,57 @@
       </w:tr>
     </w:tbl>
     <w:p/>
+    <w:p>
+      <w:pPr>
+        <w:jc w:val="center"/>
+      </w:pPr>
+      <w:r>
+        <w:drawing>
+          <wp:inline xmlns:a="http://schemas.openxmlformats.org/drawingml/2006/main" xmlns:pic="http://schemas.openxmlformats.org/drawingml/2006/picture">
+            <wp:extent cx="5303520" cy="2024177"/>
+            <wp:docPr id="21" name="Picture 21"/>
+            <wp:cNvGraphicFramePr>
+              <a:graphicFrameLocks noChangeAspect="1"/>
+            </wp:cNvGraphicFramePr>
+            <a:graphic>
+              <a:graphicData uri="http://schemas.openxmlformats.org/drawingml/2006/picture">
+                <pic:pic>
+                  <pic:nvPicPr>
+                    <pic:cNvPr id="0" name="20_url_redirect.png"/>
+                    <pic:cNvPicPr/>
+                  </pic:nvPicPr>
+                  <pic:blipFill>
+                    <a:blip r:embed="rId20"/>
+                    <a:stretch>
+                      <a:fillRect/>
+                    </a:stretch>
+                  </pic:blipFill>
+                  <pic:spPr>
+                    <a:xfrm>
+                      <a:off x="0" y="0"/>
+                      <a:ext cx="5303520" cy="2024177"/>
+                    </a:xfrm>
+                    <a:prstGeom prst="rect"/>
+                  </pic:spPr>
+                </pic:pic>
+              </a:graphicData>
+            </a:graphic>
+          </wp:inline>
+        </w:drawing>
+      </w:r>
+    </w:p>
+    <w:p>
+      <w:pPr>
+        <w:jc w:val="center"/>
+      </w:pPr>
+      <w:r>
+        <w:rPr>
+          <w:color w:val="808080"/>
+          <w:sz w:val="16"/>
+        </w:rPr>
+        <w:t>图: PER-002-1 redirect_uri指向内网IP不可达</w:t>
+      </w:r>
+    </w:p>
     <w:p>
       <w:pPr>
         <w:pStyle w:val="Heading3"/>
@@ -9409,6 +10480,57 @@
       </w:tr>
     </w:tbl>
     <w:p/>
+    <w:p>
+      <w:pPr>
+        <w:jc w:val="center"/>
+      </w:pPr>
+      <w:r>
+        <w:drawing>
+          <wp:inline xmlns:a="http://schemas.openxmlformats.org/drawingml/2006/main" xmlns:pic="http://schemas.openxmlformats.org/drawingml/2006/picture">
+            <wp:extent cx="5303520" cy="2024177"/>
+            <wp:docPr id="22" name="Picture 22"/>
+            <wp:cNvGraphicFramePr>
+              <a:graphicFrameLocks noChangeAspect="1"/>
+            </wp:cNvGraphicFramePr>
+            <a:graphic>
+              <a:graphicData uri="http://schemas.openxmlformats.org/drawingml/2006/picture">
+                <pic:pic>
+                  <pic:nvPicPr>
+                    <pic:cNvPr id="0" name="20_url_redirect.png"/>
+                    <pic:cNvPicPr/>
+                  </pic:nvPicPr>
+                  <pic:blipFill>
+                    <a:blip r:embed="rId20"/>
+                    <a:stretch>
+                      <a:fillRect/>
+                    </a:stretch>
+                  </pic:blipFill>
+                  <pic:spPr>
+                    <a:xfrm>
+                      <a:off x="0" y="0"/>
+                      <a:ext cx="5303520" cy="2024177"/>
+                    </a:xfrm>
+                    <a:prstGeom prst="rect"/>
+                  </pic:spPr>
+                </pic:pic>
+              </a:graphicData>
+            </a:graphic>
+          </wp:inline>
+        </w:drawing>
+      </w:r>
+    </w:p>
+    <w:p>
+      <w:pPr>
+        <w:jc w:val="center"/>
+      </w:pPr>
+      <w:r>
+        <w:rPr>
+          <w:color w:val="808080"/>
+          <w:sz w:val="16"/>
+        </w:rPr>
+        <w:t>图: PER-003-1 redirect_uri指向内网IP不可达</w:t>
+      </w:r>
+    </w:p>
     <w:p>
       <w:pPr>
         <w:pStyle w:val="Heading2"/>
@@ -9794,6 +10916,57 @@
     <w:p/>
     <w:p>
       <w:pPr>
+        <w:jc w:val="center"/>
+      </w:pPr>
+      <w:r>
+        <w:drawing>
+          <wp:inline xmlns:a="http://schemas.openxmlformats.org/drawingml/2006/main" xmlns:pic="http://schemas.openxmlformats.org/drawingml/2006/picture">
+            <wp:extent cx="5303520" cy="671779"/>
+            <wp:docPr id="23" name="Picture 23"/>
+            <wp:cNvGraphicFramePr>
+              <a:graphicFrameLocks noChangeAspect="1"/>
+            </wp:cNvGraphicFramePr>
+            <a:graphic>
+              <a:graphicData uri="http://schemas.openxmlformats.org/drawingml/2006/picture">
+                <pic:pic>
+                  <pic:nvPicPr>
+                    <pic:cNvPr id="0" name="10_cookie_security.png"/>
+                    <pic:cNvPicPr/>
+                  </pic:nvPicPr>
+                  <pic:blipFill>
+                    <a:blip r:embed="rId21"/>
+                    <a:stretch>
+                      <a:fillRect/>
+                    </a:stretch>
+                  </pic:blipFill>
+                  <pic:spPr>
+                    <a:xfrm>
+                      <a:off x="0" y="0"/>
+                      <a:ext cx="5303520" cy="671779"/>
+                    </a:xfrm>
+                    <a:prstGeom prst="rect"/>
+                  </pic:spPr>
+                </pic:pic>
+              </a:graphicData>
+            </a:graphic>
+          </wp:inline>
+        </w:drawing>
+      </w:r>
+    </w:p>
+    <w:p>
+      <w:pPr>
+        <w:jc w:val="center"/>
+      </w:pPr>
+      <w:r>
+        <w:rPr>
+          <w:color w:val="808080"/>
+          <w:sz w:val="16"/>
+        </w:rPr>
+        <w:t>图: SESS-001-1 Cookie安全属性检测</w:t>
+      </w:r>
+    </w:p>
+    <w:p>
+      <w:pPr>
         <w:pStyle w:val="Heading3"/>
       </w:pPr>
       <w:r>
@@ -10163,6 +11336,57 @@
       </w:tr>
     </w:tbl>
     <w:p/>
+    <w:p>
+      <w:pPr>
+        <w:jc w:val="center"/>
+      </w:pPr>
+      <w:r>
+        <w:drawing>
+          <wp:inline xmlns:a="http://schemas.openxmlformats.org/drawingml/2006/main" xmlns:pic="http://schemas.openxmlformats.org/drawingml/2006/picture">
+            <wp:extent cx="5303520" cy="1785518"/>
+            <wp:docPr id="24" name="Picture 24"/>
+            <wp:cNvGraphicFramePr>
+              <a:graphicFrameLocks noChangeAspect="1"/>
+            </wp:cNvGraphicFramePr>
+            <a:graphic>
+              <a:graphicData uri="http://schemas.openxmlformats.org/drawingml/2006/picture">
+                <pic:pic>
+                  <pic:nvPicPr>
+                    <pic:cNvPr id="0" name="04_cors_test.png"/>
+                    <pic:cNvPicPr/>
+                  </pic:nvPicPr>
+                  <pic:blipFill>
+                    <a:blip r:embed="rId22"/>
+                    <a:stretch>
+                      <a:fillRect/>
+                    </a:stretch>
+                  </pic:blipFill>
+                  <pic:spPr>
+                    <a:xfrm>
+                      <a:off x="0" y="0"/>
+                      <a:ext cx="5303520" cy="1785518"/>
+                    </a:xfrm>
+                    <a:prstGeom prst="rect"/>
+                  </pic:spPr>
+                </pic:pic>
+              </a:graphicData>
+            </a:graphic>
+          </wp:inline>
+        </w:drawing>
+      </w:r>
+    </w:p>
+    <w:p>
+      <w:pPr>
+        <w:jc w:val="center"/>
+      </w:pPr>
+      <w:r>
+        <w:rPr>
+          <w:color w:val="808080"/>
+          <w:sz w:val="16"/>
+        </w:rPr>
+        <w:t>图: SESS-002-1 CORS测试Allow-Origin:*</w:t>
+      </w:r>
+    </w:p>
     <w:p>
       <w:pPr>
         <w:pStyle w:val="Heading3"/>
@@ -10529,6 +11753,57 @@
     <w:p/>
     <w:p>
       <w:pPr>
+        <w:jc w:val="center"/>
+      </w:pPr>
+      <w:r>
+        <w:drawing>
+          <wp:inline xmlns:a="http://schemas.openxmlformats.org/drawingml/2006/main" xmlns:pic="http://schemas.openxmlformats.org/drawingml/2006/picture">
+            <wp:extent cx="5303520" cy="3977640"/>
+            <wp:docPr id="25" name="Picture 25"/>
+            <wp:cNvGraphicFramePr>
+              <a:graphicFrameLocks noChangeAspect="1"/>
+            </wp:cNvGraphicFramePr>
+            <a:graphic>
+              <a:graphicData uri="http://schemas.openxmlformats.org/drawingml/2006/picture">
+                <pic:pic>
+                  <pic:nvPicPr>
+                    <pic:cNvPr id="0" name="12_login_response_headers.png"/>
+                    <pic:cNvPicPr/>
+                  </pic:nvPicPr>
+                  <pic:blipFill>
+                    <a:blip r:embed="rId15"/>
+                    <a:stretch>
+                      <a:fillRect/>
+                    </a:stretch>
+                  </pic:blipFill>
+                  <pic:spPr>
+                    <a:xfrm>
+                      <a:off x="0" y="0"/>
+                      <a:ext cx="5303520" cy="3977640"/>
+                    </a:xfrm>
+                    <a:prstGeom prst="rect"/>
+                  </pic:spPr>
+                </pic:pic>
+              </a:graphicData>
+            </a:graphic>
+          </wp:inline>
+        </w:drawing>
+      </w:r>
+    </w:p>
+    <w:p>
+      <w:pPr>
+        <w:jc w:val="center"/>
+      </w:pPr>
+      <w:r>
+        <w:rPr>
+          <w:color w:val="808080"/>
+          <w:sz w:val="16"/>
+        </w:rPr>
+        <w:t>图: SESS-003-1 登录响应Token机制</w:t>
+      </w:r>
+    </w:p>
+    <w:p>
+      <w:pPr>
         <w:pStyle w:val="Heading3"/>
       </w:pPr>
       <w:r>
@@ -10894,6 +12169,57 @@
       </w:tr>
     </w:tbl>
     <w:p/>
+    <w:p>
+      <w:pPr>
+        <w:jc w:val="center"/>
+      </w:pPr>
+      <w:r>
+        <w:drawing>
+          <wp:inline xmlns:a="http://schemas.openxmlformats.org/drawingml/2006/main" xmlns:pic="http://schemas.openxmlformats.org/drawingml/2006/picture">
+            <wp:extent cx="5303520" cy="1803197"/>
+            <wp:docPr id="26" name="Picture 26"/>
+            <wp:cNvGraphicFramePr>
+              <a:graphicFrameLocks noChangeAspect="1"/>
+            </wp:cNvGraphicFramePr>
+            <a:graphic>
+              <a:graphicData uri="http://schemas.openxmlformats.org/drawingml/2006/picture">
+                <pic:pic>
+                  <pic:nvPicPr>
+                    <pic:cNvPr id="0" name="13_admin_login_response.png"/>
+                    <pic:cNvPicPr/>
+                  </pic:nvPicPr>
+                  <pic:blipFill>
+                    <a:blip r:embed="rId17"/>
+                    <a:stretch>
+                      <a:fillRect/>
+                    </a:stretch>
+                  </pic:blipFill>
+                  <pic:spPr>
+                    <a:xfrm>
+                      <a:off x="0" y="0"/>
+                      <a:ext cx="5303520" cy="1803197"/>
+                    </a:xfrm>
+                    <a:prstGeom prst="rect"/>
+                  </pic:spPr>
+                </pic:pic>
+              </a:graphicData>
+            </a:graphic>
+          </wp:inline>
+        </w:drawing>
+      </w:r>
+    </w:p>
+    <w:p>
+      <w:pPr>
+        <w:jc w:val="center"/>
+      </w:pPr>
+      <w:r>
+        <w:rPr>
+          <w:color w:val="808080"/>
+          <w:sz w:val="16"/>
+        </w:rPr>
+        <w:t>图: SESS-004-1 Token有效期8小时(28800秒)</w:t>
+      </w:r>
+    </w:p>
     <w:p>
       <w:pPr>
         <w:pStyle w:val="Heading3"/>
@@ -11261,6 +12587,57 @@
     <w:p/>
     <w:p>
       <w:pPr>
+        <w:jc w:val="center"/>
+      </w:pPr>
+      <w:r>
+        <w:drawing>
+          <wp:inline xmlns:a="http://schemas.openxmlformats.org/drawingml/2006/main" xmlns:pic="http://schemas.openxmlformats.org/drawingml/2006/picture">
+            <wp:extent cx="5303520" cy="1149096"/>
+            <wp:docPr id="27" name="Picture 27"/>
+            <wp:cNvGraphicFramePr>
+              <a:graphicFrameLocks noChangeAspect="1"/>
+            </wp:cNvGraphicFramePr>
+            <a:graphic>
+              <a:graphicData uri="http://schemas.openxmlformats.org/drawingml/2006/picture">
+                <pic:pic>
+                  <pic:nvPicPr>
+                    <pic:cNvPr id="0" name="26_session_token.png"/>
+                    <pic:cNvPicPr/>
+                  </pic:nvPicPr>
+                  <pic:blipFill>
+                    <a:blip r:embed="rId23"/>
+                    <a:stretch>
+                      <a:fillRect/>
+                    </a:stretch>
+                  </pic:blipFill>
+                  <pic:spPr>
+                    <a:xfrm>
+                      <a:off x="0" y="0"/>
+                      <a:ext cx="5303520" cy="1149096"/>
+                    </a:xfrm>
+                    <a:prstGeom prst="rect"/>
+                  </pic:spPr>
+                </pic:pic>
+              </a:graphicData>
+            </a:graphic>
+          </wp:inline>
+        </w:drawing>
+      </w:r>
+    </w:p>
+    <w:p>
+      <w:pPr>
+        <w:jc w:val="center"/>
+      </w:pPr>
+      <w:r>
+        <w:rPr>
+          <w:color w:val="808080"/>
+          <w:sz w:val="16"/>
+        </w:rPr>
+        <w:t>图: SESS-005-1 Token格式128字符hex</w:t>
+      </w:r>
+    </w:p>
+    <w:p>
+      <w:pPr>
         <w:pStyle w:val="Heading3"/>
       </w:pPr>
       <w:r>
@@ -11620,6 +12997,57 @@
       </w:tr>
     </w:tbl>
     <w:p/>
+    <w:p>
+      <w:pPr>
+        <w:jc w:val="center"/>
+      </w:pPr>
+      <w:r>
+        <w:drawing>
+          <wp:inline xmlns:a="http://schemas.openxmlformats.org/drawingml/2006/main" xmlns:pic="http://schemas.openxmlformats.org/drawingml/2006/picture">
+            <wp:extent cx="5303520" cy="1803197"/>
+            <wp:docPr id="28" name="Picture 28"/>
+            <wp:cNvGraphicFramePr>
+              <a:graphicFrameLocks noChangeAspect="1"/>
+            </wp:cNvGraphicFramePr>
+            <a:graphic>
+              <a:graphicData uri="http://schemas.openxmlformats.org/drawingml/2006/picture">
+                <pic:pic>
+                  <pic:nvPicPr>
+                    <pic:cNvPr id="0" name="13_admin_login_response.png"/>
+                    <pic:cNvPicPr/>
+                  </pic:nvPicPr>
+                  <pic:blipFill>
+                    <a:blip r:embed="rId17"/>
+                    <a:stretch>
+                      <a:fillRect/>
+                    </a:stretch>
+                  </pic:blipFill>
+                  <pic:spPr>
+                    <a:xfrm>
+                      <a:off x="0" y="0"/>
+                      <a:ext cx="5303520" cy="1803197"/>
+                    </a:xfrm>
+                    <a:prstGeom prst="rect"/>
+                  </pic:spPr>
+                </pic:pic>
+              </a:graphicData>
+            </a:graphic>
+          </wp:inline>
+        </w:drawing>
+      </w:r>
+    </w:p>
+    <w:p>
+      <w:pPr>
+        <w:jc w:val="center"/>
+      </w:pPr>
+      <w:r>
+        <w:rPr>
+          <w:color w:val="808080"/>
+          <w:sz w:val="16"/>
+        </w:rPr>
+        <w:t>图: SESS-006-1 每次登录生成新Token</w:t>
+      </w:r>
+    </w:p>
     <w:p>
       <w:pPr>
         <w:pStyle w:val="Heading2"/>
@@ -12005,6 +13433,57 @@
     <w:p/>
     <w:p>
       <w:pPr>
+        <w:jc w:val="center"/>
+      </w:pPr>
+      <w:r>
+        <w:drawing>
+          <wp:inline xmlns:a="http://schemas.openxmlformats.org/drawingml/2006/main" xmlns:pic="http://schemas.openxmlformats.org/drawingml/2006/picture">
+            <wp:extent cx="5303520" cy="2715402"/>
+            <wp:docPr id="29" name="Picture 29"/>
+            <wp:cNvGraphicFramePr>
+              <a:graphicFrameLocks noChangeAspect="1"/>
+            </wp:cNvGraphicFramePr>
+            <a:graphic>
+              <a:graphicData uri="http://schemas.openxmlformats.org/drawingml/2006/picture">
+                <pic:pic>
+                  <pic:nvPicPr>
+                    <pic:cNvPr id="0" name="25_key_encryption.png"/>
+                    <pic:cNvPicPr/>
+                  </pic:nvPicPr>
+                  <pic:blipFill>
+                    <a:blip r:embed="rId24"/>
+                    <a:stretch>
+                      <a:fillRect/>
+                    </a:stretch>
+                  </pic:blipFill>
+                  <pic:spPr>
+                    <a:xfrm>
+                      <a:off x="0" y="0"/>
+                      <a:ext cx="5303520" cy="2715402"/>
+                    </a:xfrm>
+                    <a:prstGeom prst="rect"/>
+                  </pic:spPr>
+                </pic:pic>
+              </a:graphicData>
+            </a:graphic>
+          </wp:inline>
+        </w:drawing>
+      </w:r>
+    </w:p>
+    <w:p>
+      <w:pPr>
+        <w:jc w:val="center"/>
+      </w:pPr>
+      <w:r>
+        <w:rPr>
+          <w:color w:val="808080"/>
+          <w:sz w:val="16"/>
+        </w:rPr>
+        <w:t>图: KEY-001-1 AES密钥随密文一起传输</w:t>
+      </w:r>
+    </w:p>
+    <w:p>
+      <w:pPr>
         <w:pStyle w:val="Heading3"/>
       </w:pPr>
       <w:r>
@@ -12359,6 +13838,57 @@
       </w:tr>
     </w:tbl>
     <w:p/>
+    <w:p>
+      <w:pPr>
+        <w:jc w:val="center"/>
+      </w:pPr>
+      <w:r>
+        <w:drawing>
+          <wp:inline xmlns:a="http://schemas.openxmlformats.org/drawingml/2006/main" xmlns:pic="http://schemas.openxmlformats.org/drawingml/2006/picture">
+            <wp:extent cx="5303520" cy="1785518"/>
+            <wp:docPr id="30" name="Picture 30"/>
+            <wp:cNvGraphicFramePr>
+              <a:graphicFrameLocks noChangeAspect="1"/>
+            </wp:cNvGraphicFramePr>
+            <a:graphic>
+              <a:graphicData uri="http://schemas.openxmlformats.org/drawingml/2006/picture">
+                <pic:pic>
+                  <pic:nvPicPr>
+                    <pic:cNvPr id="0" name="05_security_headers.png"/>
+                    <pic:cNvPicPr/>
+                  </pic:nvPicPr>
+                  <pic:blipFill>
+                    <a:blip r:embed="rId11"/>
+                    <a:stretch>
+                      <a:fillRect/>
+                    </a:stretch>
+                  </pic:blipFill>
+                  <pic:spPr>
+                    <a:xfrm>
+                      <a:off x="0" y="0"/>
+                      <a:ext cx="5303520" cy="1785518"/>
+                    </a:xfrm>
+                    <a:prstGeom prst="rect"/>
+                  </pic:spPr>
+                </pic:pic>
+              </a:graphicData>
+            </a:graphic>
+          </wp:inline>
+        </w:drawing>
+      </w:r>
+    </w:p>
+    <w:p>
+      <w:pPr>
+        <w:jc w:val="center"/>
+      </w:pPr>
+      <w:r>
+        <w:rPr>
+          <w:color w:val="808080"/>
+          <w:sz w:val="16"/>
+        </w:rPr>
+        <w:t>图: KEY-002-1 响应头无AK/SK泄露</w:t>
+      </w:r>
+    </w:p>
     <w:p>
       <w:pPr>
         <w:pStyle w:val="Heading2"/>
@@ -12734,6 +14264,57 @@
     <w:p/>
     <w:p>
       <w:pPr>
+        <w:jc w:val="center"/>
+      </w:pPr>
+      <w:r>
+        <w:drawing>
+          <wp:inline xmlns:a="http://schemas.openxmlformats.org/drawingml/2006/main" xmlns:pic="http://schemas.openxmlformats.org/drawingml/2006/picture">
+            <wp:extent cx="5303520" cy="910438"/>
+            <wp:docPr id="31" name="Picture 31"/>
+            <wp:cNvGraphicFramePr>
+              <a:graphicFrameLocks noChangeAspect="1"/>
+            </wp:cNvGraphicFramePr>
+            <a:graphic>
+              <a:graphicData uri="http://schemas.openxmlformats.org/drawingml/2006/picture">
+                <pic:pic>
+                  <pic:nvPicPr>
+                    <pic:cNvPr id="0" name="16_error_message.png"/>
+                    <pic:cNvPicPr/>
+                  </pic:nvPicPr>
+                  <pic:blipFill>
+                    <a:blip r:embed="rId18"/>
+                    <a:stretch>
+                      <a:fillRect/>
+                    </a:stretch>
+                  </pic:blipFill>
+                  <pic:spPr>
+                    <a:xfrm>
+                      <a:off x="0" y="0"/>
+                      <a:ext cx="5303520" cy="910438"/>
+                    </a:xfrm>
+                    <a:prstGeom prst="rect"/>
+                  </pic:spPr>
+                </pic:pic>
+              </a:graphicData>
+            </a:graphic>
+          </wp:inline>
+        </w:drawing>
+      </w:r>
+    </w:p>
+    <w:p>
+      <w:pPr>
+        <w:jc w:val="center"/>
+      </w:pPr>
+      <w:r>
+        <w:rPr>
+          <w:color w:val="808080"/>
+          <w:sz w:val="16"/>
+        </w:rPr>
+        <w:t>图: ERR-001-1 错误响应JSON结构化无堆栈</w:t>
+      </w:r>
+    </w:p>
+    <w:p>
+      <w:pPr>
         <w:pStyle w:val="Heading2"/>
       </w:pPr>
       <w:r>
@@ -13105,6 +14686,57 @@
     <w:p/>
     <w:p>
       <w:pPr>
+        <w:jc w:val="center"/>
+      </w:pPr>
+      <w:r>
+        <w:drawing>
+          <wp:inline xmlns:a="http://schemas.openxmlformats.org/drawingml/2006/main" xmlns:pic="http://schemas.openxmlformats.org/drawingml/2006/picture">
+            <wp:extent cx="5303520" cy="2024177"/>
+            <wp:docPr id="32" name="Picture 32"/>
+            <wp:cNvGraphicFramePr>
+              <a:graphicFrameLocks noChangeAspect="1"/>
+            </wp:cNvGraphicFramePr>
+            <a:graphic>
+              <a:graphicData uri="http://schemas.openxmlformats.org/drawingml/2006/picture">
+                <pic:pic>
+                  <pic:nvPicPr>
+                    <pic:cNvPr id="0" name="20_url_redirect.png"/>
+                    <pic:cNvPicPr/>
+                  </pic:nvPicPr>
+                  <pic:blipFill>
+                    <a:blip r:embed="rId20"/>
+                    <a:stretch>
+                      <a:fillRect/>
+                    </a:stretch>
+                  </pic:blipFill>
+                  <pic:spPr>
+                    <a:xfrm>
+                      <a:off x="0" y="0"/>
+                      <a:ext cx="5303520" cy="2024177"/>
+                    </a:xfrm>
+                    <a:prstGeom prst="rect"/>
+                  </pic:spPr>
+                </pic:pic>
+              </a:graphicData>
+            </a:graphic>
+          </wp:inline>
+        </w:drawing>
+      </w:r>
+    </w:p>
+    <w:p>
+      <w:pPr>
+        <w:jc w:val="center"/>
+      </w:pPr>
+      <w:r>
+        <w:rPr>
+          <w:color w:val="808080"/>
+          <w:sz w:val="16"/>
+        </w:rPr>
+        <w:t>图: BUS-001-1 redirect_uri指向内网IP不可达</w:t>
+      </w:r>
+    </w:p>
+    <w:p>
+      <w:pPr>
         <w:pStyle w:val="Heading3"/>
       </w:pPr>
       <w:r>
@@ -13470,6 +15102,57 @@
       </w:tr>
     </w:tbl>
     <w:p/>
+    <w:p>
+      <w:pPr>
+        <w:jc w:val="center"/>
+      </w:pPr>
+      <w:r>
+        <w:drawing>
+          <wp:inline xmlns:a="http://schemas.openxmlformats.org/drawingml/2006/main" xmlns:pic="http://schemas.openxmlformats.org/drawingml/2006/picture">
+            <wp:extent cx="5303520" cy="1785518"/>
+            <wp:docPr id="33" name="Picture 33"/>
+            <wp:cNvGraphicFramePr>
+              <a:graphicFrameLocks noChangeAspect="1"/>
+            </wp:cNvGraphicFramePr>
+            <a:graphic>
+              <a:graphicData uri="http://schemas.openxmlformats.org/drawingml/2006/picture">
+                <pic:pic>
+                  <pic:nvPicPr>
+                    <pic:cNvPr id="0" name="05_security_headers.png"/>
+                    <pic:cNvPicPr/>
+                  </pic:nvPicPr>
+                  <pic:blipFill>
+                    <a:blip r:embed="rId11"/>
+                    <a:stretch>
+                      <a:fillRect/>
+                    </a:stretch>
+                  </pic:blipFill>
+                  <pic:spPr>
+                    <a:xfrm>
+                      <a:off x="0" y="0"/>
+                      <a:ext cx="5303520" cy="1785518"/>
+                    </a:xfrm>
+                    <a:prstGeom prst="rect"/>
+                  </pic:spPr>
+                </pic:pic>
+              </a:graphicData>
+            </a:graphic>
+          </wp:inline>
+        </w:drawing>
+      </w:r>
+    </w:p>
+    <w:p>
+      <w:pPr>
+        <w:jc w:val="center"/>
+      </w:pPr>
+      <w:r>
+        <w:rPr>
+          <w:color w:val="808080"/>
+          <w:sz w:val="16"/>
+        </w:rPr>
+        <w:t>图: BUS-002-1 文件下载接口响应头</w:t>
+      </w:r>
+    </w:p>
     <w:p>
       <w:pPr>
         <w:pStyle w:val="Heading3"/>
@@ -13827,6 +15510,57 @@
     <w:p/>
     <w:p>
       <w:pPr>
+        <w:jc w:val="center"/>
+      </w:pPr>
+      <w:r>
+        <w:drawing>
+          <wp:inline xmlns:a="http://schemas.openxmlformats.org/drawingml/2006/main" xmlns:pic="http://schemas.openxmlformats.org/drawingml/2006/picture">
+            <wp:extent cx="5303520" cy="2024177"/>
+            <wp:docPr id="34" name="Picture 34"/>
+            <wp:cNvGraphicFramePr>
+              <a:graphicFrameLocks noChangeAspect="1"/>
+            </wp:cNvGraphicFramePr>
+            <a:graphic>
+              <a:graphicData uri="http://schemas.openxmlformats.org/drawingml/2006/picture">
+                <pic:pic>
+                  <pic:nvPicPr>
+                    <pic:cNvPr id="0" name="20_url_redirect.png"/>
+                    <pic:cNvPicPr/>
+                  </pic:nvPicPr>
+                  <pic:blipFill>
+                    <a:blip r:embed="rId20"/>
+                    <a:stretch>
+                      <a:fillRect/>
+                    </a:stretch>
+                  </pic:blipFill>
+                  <pic:spPr>
+                    <a:xfrm>
+                      <a:off x="0" y="0"/>
+                      <a:ext cx="5303520" cy="2024177"/>
+                    </a:xfrm>
+                    <a:prstGeom prst="rect"/>
+                  </pic:spPr>
+                </pic:pic>
+              </a:graphicData>
+            </a:graphic>
+          </wp:inline>
+        </w:drawing>
+      </w:r>
+    </w:p>
+    <w:p>
+      <w:pPr>
+        <w:jc w:val="center"/>
+      </w:pPr>
+      <w:r>
+        <w:rPr>
+          <w:color w:val="808080"/>
+          <w:sz w:val="16"/>
+        </w:rPr>
+        <w:t>图: BUS-003-1 redirect_uri指向内网IP不可达</w:t>
+      </w:r>
+    </w:p>
+    <w:p>
+      <w:pPr>
         <w:pStyle w:val="Heading3"/>
       </w:pPr>
       <w:r>
@@ -14180,6 +15914,57 @@
       </w:tr>
     </w:tbl>
     <w:p/>
+    <w:p>
+      <w:pPr>
+        <w:jc w:val="center"/>
+      </w:pPr>
+      <w:r>
+        <w:drawing>
+          <wp:inline xmlns:a="http://schemas.openxmlformats.org/drawingml/2006/main" xmlns:pic="http://schemas.openxmlformats.org/drawingml/2006/picture">
+            <wp:extent cx="5303520" cy="2024177"/>
+            <wp:docPr id="35" name="Picture 35"/>
+            <wp:cNvGraphicFramePr>
+              <a:graphicFrameLocks noChangeAspect="1"/>
+            </wp:cNvGraphicFramePr>
+            <a:graphic>
+              <a:graphicData uri="http://schemas.openxmlformats.org/drawingml/2006/picture">
+                <pic:pic>
+                  <pic:nvPicPr>
+                    <pic:cNvPr id="0" name="20_url_redirect.png"/>
+                    <pic:cNvPicPr/>
+                  </pic:nvPicPr>
+                  <pic:blipFill>
+                    <a:blip r:embed="rId20"/>
+                    <a:stretch>
+                      <a:fillRect/>
+                    </a:stretch>
+                  </pic:blipFill>
+                  <pic:spPr>
+                    <a:xfrm>
+                      <a:off x="0" y="0"/>
+                      <a:ext cx="5303520" cy="2024177"/>
+                    </a:xfrm>
+                    <a:prstGeom prst="rect"/>
+                  </pic:spPr>
+                </pic:pic>
+              </a:graphicData>
+            </a:graphic>
+          </wp:inline>
+        </w:drawing>
+      </w:r>
+    </w:p>
+    <w:p>
+      <w:pPr>
+        <w:jc w:val="center"/>
+      </w:pPr>
+      <w:r>
+        <w:rPr>
+          <w:color w:val="808080"/>
+          <w:sz w:val="16"/>
+        </w:rPr>
+        <w:t>图: BUS-004-1 redirect_uri指向内网IP不可达</w:t>
+      </w:r>
+    </w:p>
     <w:p>
       <w:pPr>
         <w:pStyle w:val="Heading3"/>
@@ -14545,6 +16330,57 @@
       </w:tr>
     </w:tbl>
     <w:p/>
+    <w:p>
+      <w:pPr>
+        <w:jc w:val="center"/>
+      </w:pPr>
+      <w:r>
+        <w:drawing>
+          <wp:inline xmlns:a="http://schemas.openxmlformats.org/drawingml/2006/main" xmlns:pic="http://schemas.openxmlformats.org/drawingml/2006/picture">
+            <wp:extent cx="5303520" cy="2024177"/>
+            <wp:docPr id="36" name="Picture 36"/>
+            <wp:cNvGraphicFramePr>
+              <a:graphicFrameLocks noChangeAspect="1"/>
+            </wp:cNvGraphicFramePr>
+            <a:graphic>
+              <a:graphicData uri="http://schemas.openxmlformats.org/drawingml/2006/picture">
+                <pic:pic>
+                  <pic:nvPicPr>
+                    <pic:cNvPr id="0" name="20_url_redirect.png"/>
+                    <pic:cNvPicPr/>
+                  </pic:nvPicPr>
+                  <pic:blipFill>
+                    <a:blip r:embed="rId20"/>
+                    <a:stretch>
+                      <a:fillRect/>
+                    </a:stretch>
+                  </pic:blipFill>
+                  <pic:spPr>
+                    <a:xfrm>
+                      <a:off x="0" y="0"/>
+                      <a:ext cx="5303520" cy="2024177"/>
+                    </a:xfrm>
+                    <a:prstGeom prst="rect"/>
+                  </pic:spPr>
+                </pic:pic>
+              </a:graphicData>
+            </a:graphic>
+          </wp:inline>
+        </w:drawing>
+      </w:r>
+    </w:p>
+    <w:p>
+      <w:pPr>
+        <w:jc w:val="center"/>
+      </w:pPr>
+      <w:r>
+        <w:rPr>
+          <w:color w:val="808080"/>
+          <w:sz w:val="16"/>
+        </w:rPr>
+        <w:t>图: BUS-005-1 redirect_uri指向内网IP不可达</w:t>
+      </w:r>
+    </w:p>
     <w:p>
       <w:pPr>
         <w:pStyle w:val="Heading2"/>
@@ -14923,6 +16759,57 @@
     <w:p/>
     <w:p>
       <w:pPr>
+        <w:jc w:val="center"/>
+      </w:pPr>
+      <w:r>
+        <w:drawing>
+          <wp:inline xmlns:a="http://schemas.openxmlformats.org/drawingml/2006/main" xmlns:pic="http://schemas.openxmlformats.org/drawingml/2006/picture">
+            <wp:extent cx="5303520" cy="2024177"/>
+            <wp:docPr id="37" name="Picture 37"/>
+            <wp:cNvGraphicFramePr>
+              <a:graphicFrameLocks noChangeAspect="1"/>
+            </wp:cNvGraphicFramePr>
+            <a:graphic>
+              <a:graphicData uri="http://schemas.openxmlformats.org/drawingml/2006/picture">
+                <pic:pic>
+                  <pic:nvPicPr>
+                    <pic:cNvPr id="0" name="03_auth_login_get.png"/>
+                    <pic:cNvPicPr/>
+                  </pic:nvPicPr>
+                  <pic:blipFill>
+                    <a:blip r:embed="rId16"/>
+                    <a:stretch>
+                      <a:fillRect/>
+                    </a:stretch>
+                  </pic:blipFill>
+                  <pic:spPr>
+                    <a:xfrm>
+                      <a:off x="0" y="0"/>
+                      <a:ext cx="5303520" cy="2024177"/>
+                    </a:xfrm>
+                    <a:prstGeom prst="rect"/>
+                  </pic:spPr>
+                </pic:pic>
+              </a:graphicData>
+            </a:graphic>
+          </wp:inline>
+        </w:drawing>
+      </w:r>
+    </w:p>
+    <w:p>
+      <w:pPr>
+        <w:jc w:val="center"/>
+      </w:pPr>
+      <w:r>
+        <w:rPr>
+          <w:color w:val="808080"/>
+          <w:sz w:val="16"/>
+        </w:rPr>
+        <w:t>图: AUD-001-1 menuLog:true日志审计已开启</w:t>
+      </w:r>
+    </w:p>
+    <w:p>
+      <w:pPr>
         <w:pStyle w:val="Heading3"/>
       </w:pPr>
       <w:r>
@@ -15281,6 +17168,57 @@
       </w:tr>
     </w:tbl>
     <w:p/>
+    <w:p>
+      <w:pPr>
+        <w:jc w:val="center"/>
+      </w:pPr>
+      <w:r>
+        <w:drawing>
+          <wp:inline xmlns:a="http://schemas.openxmlformats.org/drawingml/2006/main" xmlns:pic="http://schemas.openxmlformats.org/drawingml/2006/picture">
+            <wp:extent cx="5303520" cy="1803197"/>
+            <wp:docPr id="38" name="Picture 38"/>
+            <wp:cNvGraphicFramePr>
+              <a:graphicFrameLocks noChangeAspect="1"/>
+            </wp:cNvGraphicFramePr>
+            <a:graphic>
+              <a:graphicData uri="http://schemas.openxmlformats.org/drawingml/2006/picture">
+                <pic:pic>
+                  <pic:nvPicPr>
+                    <pic:cNvPr id="0" name="13_admin_login_response.png"/>
+                    <pic:cNvPicPr/>
+                  </pic:nvPicPr>
+                  <pic:blipFill>
+                    <a:blip r:embed="rId17"/>
+                    <a:stretch>
+                      <a:fillRect/>
+                    </a:stretch>
+                  </pic:blipFill>
+                  <pic:spPr>
+                    <a:xfrm>
+                      <a:off x="0" y="0"/>
+                      <a:ext cx="5303520" cy="1803197"/>
+                    </a:xfrm>
+                    <a:prstGeom prst="rect"/>
+                  </pic:spPr>
+                </pic:pic>
+              </a:graphicData>
+            </a:graphic>
+          </wp:inline>
+        </w:drawing>
+      </w:r>
+    </w:p>
+    <w:p>
+      <w:pPr>
+        <w:jc w:val="center"/>
+      </w:pPr>
+      <w:r>
+        <w:rPr>
+          <w:color w:val="808080"/>
+          <w:sz w:val="16"/>
+        </w:rPr>
+        <w:t>图: AUD-002-1 登录响应含lastUpdateDate字段</w:t>
+      </w:r>
+    </w:p>
     <w:p>
       <w:pPr>
         <w:pStyle w:val="Heading3"/>
@@ -15644,6 +17582,57 @@
       </w:tr>
     </w:tbl>
     <w:p/>
+    <w:p>
+      <w:pPr>
+        <w:jc w:val="center"/>
+      </w:pPr>
+      <w:r>
+        <w:drawing>
+          <wp:inline xmlns:a="http://schemas.openxmlformats.org/drawingml/2006/main" xmlns:pic="http://schemas.openxmlformats.org/drawingml/2006/picture">
+            <wp:extent cx="5303520" cy="2024177"/>
+            <wp:docPr id="39" name="Picture 39"/>
+            <wp:cNvGraphicFramePr>
+              <a:graphicFrameLocks noChangeAspect="1"/>
+            </wp:cNvGraphicFramePr>
+            <a:graphic>
+              <a:graphicData uri="http://schemas.openxmlformats.org/drawingml/2006/picture">
+                <pic:pic>
+                  <pic:nvPicPr>
+                    <pic:cNvPr id="0" name="20_url_redirect.png"/>
+                    <pic:cNvPicPr/>
+                  </pic:nvPicPr>
+                  <pic:blipFill>
+                    <a:blip r:embed="rId20"/>
+                    <a:stretch>
+                      <a:fillRect/>
+                    </a:stretch>
+                  </pic:blipFill>
+                  <pic:spPr>
+                    <a:xfrm>
+                      <a:off x="0" y="0"/>
+                      <a:ext cx="5303520" cy="2024177"/>
+                    </a:xfrm>
+                    <a:prstGeom prst="rect"/>
+                  </pic:spPr>
+                </pic:pic>
+              </a:graphicData>
+            </a:graphic>
+          </wp:inline>
+        </w:drawing>
+      </w:r>
+    </w:p>
+    <w:p>
+      <w:pPr>
+        <w:jc w:val="center"/>
+      </w:pPr>
+      <w:r>
+        <w:rPr>
+          <w:color w:val="808080"/>
+          <w:sz w:val="16"/>
+        </w:rPr>
+        <w:t>图: AUD-003-1 redirect_uri指向内网IP不可达</w:t>
+      </w:r>
+    </w:p>
     <w:p>
       <w:pPr>
         <w:pStyle w:val="Heading2"/>
@@ -16024,6 +18013,57 @@
     <w:p/>
     <w:p>
       <w:pPr>
+        <w:jc w:val="center"/>
+      </w:pPr>
+      <w:r>
+        <w:drawing>
+          <wp:inline xmlns:a="http://schemas.openxmlformats.org/drawingml/2006/main" xmlns:pic="http://schemas.openxmlformats.org/drawingml/2006/picture">
+            <wp:extent cx="5303520" cy="1308201"/>
+            <wp:docPr id="40" name="Picture 40"/>
+            <wp:cNvGraphicFramePr>
+              <a:graphicFrameLocks noChangeAspect="1"/>
+            </wp:cNvGraphicFramePr>
+            <a:graphic>
+              <a:graphicData uri="http://schemas.openxmlformats.org/drawingml/2006/picture">
+                <pic:pic>
+                  <pic:nvPicPr>
+                    <pic:cNvPr id="0" name="09_tls_test.png"/>
+                    <pic:cNvPicPr/>
+                  </pic:nvPicPr>
+                  <pic:blipFill>
+                    <a:blip r:embed="rId25"/>
+                    <a:stretch>
+                      <a:fillRect/>
+                    </a:stretch>
+                  </pic:blipFill>
+                  <pic:spPr>
+                    <a:xfrm>
+                      <a:off x="0" y="0"/>
+                      <a:ext cx="5303520" cy="1308201"/>
+                    </a:xfrm>
+                    <a:prstGeom prst="rect"/>
+                  </pic:spPr>
+                </pic:pic>
+              </a:graphicData>
+            </a:graphic>
+          </wp:inline>
+        </w:drawing>
+      </w:r>
+    </w:p>
+    <w:p>
+      <w:pPr>
+        <w:jc w:val="center"/>
+      </w:pPr>
+      <w:r>
+        <w:rPr>
+          <w:color w:val="808080"/>
+          <w:sz w:val="16"/>
+        </w:rPr>
+        <w:t>图: DATA-001-1 TLS 1.2/1.3加密传输</w:t>
+      </w:r>
+    </w:p>
+    <w:p>
+      <w:pPr>
         <w:pStyle w:val="Heading3"/>
       </w:pPr>
       <w:r>
@@ -16398,6 +18438,57 @@
       </w:tr>
     </w:tbl>
     <w:p/>
+    <w:p>
+      <w:pPr>
+        <w:jc w:val="center"/>
+      </w:pPr>
+      <w:r>
+        <w:drawing>
+          <wp:inline xmlns:a="http://schemas.openxmlformats.org/drawingml/2006/main" xmlns:pic="http://schemas.openxmlformats.org/drawingml/2006/picture">
+            <wp:extent cx="5303520" cy="1803197"/>
+            <wp:docPr id="41" name="Picture 41"/>
+            <wp:cNvGraphicFramePr>
+              <a:graphicFrameLocks noChangeAspect="1"/>
+            </wp:cNvGraphicFramePr>
+            <a:graphic>
+              <a:graphicData uri="http://schemas.openxmlformats.org/drawingml/2006/picture">
+                <pic:pic>
+                  <pic:nvPicPr>
+                    <pic:cNvPr id="0" name="13_admin_login_response.png"/>
+                    <pic:cNvPicPr/>
+                  </pic:nvPicPr>
+                  <pic:blipFill>
+                    <a:blip r:embed="rId17"/>
+                    <a:stretch>
+                      <a:fillRect/>
+                    </a:stretch>
+                  </pic:blipFill>
+                  <pic:spPr>
+                    <a:xfrm>
+                      <a:off x="0" y="0"/>
+                      <a:ext cx="5303520" cy="1803197"/>
+                    </a:xfrm>
+                    <a:prstGeom prst="rect"/>
+                  </pic:spPr>
+                </pic:pic>
+              </a:graphicData>
+            </a:graphic>
+          </wp:inline>
+        </w:drawing>
+      </w:r>
+    </w:p>
+    <w:p>
+      <w:pPr>
+        <w:jc w:val="center"/>
+      </w:pPr>
+      <w:r>
+        <w:rPr>
+          <w:color w:val="808080"/>
+          <w:sz w:val="16"/>
+        </w:rPr>
+        <w:t>图: DATA-002-1 登录响应含用户敏感信息</w:t>
+      </w:r>
+    </w:p>
     <w:p>
       <w:pPr>
         <w:pStyle w:val="Heading3"/>
@@ -16757,6 +18848,57 @@
       </w:tr>
     </w:tbl>
     <w:p/>
+    <w:p>
+      <w:pPr>
+        <w:jc w:val="center"/>
+      </w:pPr>
+      <w:r>
+        <w:drawing>
+          <wp:inline xmlns:a="http://schemas.openxmlformats.org/drawingml/2006/main" xmlns:pic="http://schemas.openxmlformats.org/drawingml/2006/picture">
+            <wp:extent cx="5303520" cy="2024177"/>
+            <wp:docPr id="42" name="Picture 42"/>
+            <wp:cNvGraphicFramePr>
+              <a:graphicFrameLocks noChangeAspect="1"/>
+            </wp:cNvGraphicFramePr>
+            <a:graphic>
+              <a:graphicData uri="http://schemas.openxmlformats.org/drawingml/2006/picture">
+                <pic:pic>
+                  <pic:nvPicPr>
+                    <pic:cNvPr id="0" name="20_url_redirect.png"/>
+                    <pic:cNvPicPr/>
+                  </pic:nvPicPr>
+                  <pic:blipFill>
+                    <a:blip r:embed="rId20"/>
+                    <a:stretch>
+                      <a:fillRect/>
+                    </a:stretch>
+                  </pic:blipFill>
+                  <pic:spPr>
+                    <a:xfrm>
+                      <a:off x="0" y="0"/>
+                      <a:ext cx="5303520" cy="2024177"/>
+                    </a:xfrm>
+                    <a:prstGeom prst="rect"/>
+                  </pic:spPr>
+                </pic:pic>
+              </a:graphicData>
+            </a:graphic>
+          </wp:inline>
+        </w:drawing>
+      </w:r>
+    </w:p>
+    <w:p>
+      <w:pPr>
+        <w:jc w:val="center"/>
+      </w:pPr>
+      <w:r>
+        <w:rPr>
+          <w:color w:val="808080"/>
+          <w:sz w:val="16"/>
+        </w:rPr>
+        <w:t>图: DATA-003-1 redirect_uri指向内网IP不可达</w:t>
+      </w:r>
+    </w:p>
     <w:p>
       <w:pPr>
         <w:pStyle w:val="Heading2"/>
@@ -17146,6 +19288,108 @@
     <w:p/>
     <w:p>
       <w:pPr>
+        <w:jc w:val="center"/>
+      </w:pPr>
+      <w:r>
+        <w:drawing>
+          <wp:inline xmlns:a="http://schemas.openxmlformats.org/drawingml/2006/main" xmlns:pic="http://schemas.openxmlformats.org/drawingml/2006/picture">
+            <wp:extent cx="5303520" cy="1785518"/>
+            <wp:docPr id="43" name="Picture 43"/>
+            <wp:cNvGraphicFramePr>
+              <a:graphicFrameLocks noChangeAspect="1"/>
+            </wp:cNvGraphicFramePr>
+            <a:graphic>
+              <a:graphicData uri="http://schemas.openxmlformats.org/drawingml/2006/picture">
+                <pic:pic>
+                  <pic:nvPicPr>
+                    <pic:cNvPr id="0" name="05_security_headers.png"/>
+                    <pic:cNvPicPr/>
+                  </pic:nvPicPr>
+                  <pic:blipFill>
+                    <a:blip r:embed="rId11"/>
+                    <a:stretch>
+                      <a:fillRect/>
+                    </a:stretch>
+                  </pic:blipFill>
+                  <pic:spPr>
+                    <a:xfrm>
+                      <a:off x="0" y="0"/>
+                      <a:ext cx="5303520" cy="1785518"/>
+                    </a:xfrm>
+                    <a:prstGeom prst="rect"/>
+                  </pic:spPr>
+                </pic:pic>
+              </a:graphicData>
+            </a:graphic>
+          </wp:inline>
+        </w:drawing>
+      </w:r>
+    </w:p>
+    <w:p>
+      <w:pPr>
+        <w:jc w:val="center"/>
+      </w:pPr>
+      <w:r>
+        <w:rPr>
+          <w:color w:val="808080"/>
+          <w:sz w:val="16"/>
+        </w:rPr>
+        <w:t>图: VULN-001-1 HTTPS安全头配置</w:t>
+      </w:r>
+    </w:p>
+    <w:p>
+      <w:pPr>
+        <w:jc w:val="center"/>
+      </w:pPr>
+      <w:r>
+        <w:drawing>
+          <wp:inline xmlns:a="http://schemas.openxmlformats.org/drawingml/2006/main" xmlns:pic="http://schemas.openxmlformats.org/drawingml/2006/picture">
+            <wp:extent cx="5303520" cy="1308201"/>
+            <wp:docPr id="44" name="Picture 44"/>
+            <wp:cNvGraphicFramePr>
+              <a:graphicFrameLocks noChangeAspect="1"/>
+            </wp:cNvGraphicFramePr>
+            <a:graphic>
+              <a:graphicData uri="http://schemas.openxmlformats.org/drawingml/2006/picture">
+                <pic:pic>
+                  <pic:nvPicPr>
+                    <pic:cNvPr id="0" name="09_tls_test.png"/>
+                    <pic:cNvPicPr/>
+                  </pic:nvPicPr>
+                  <pic:blipFill>
+                    <a:blip r:embed="rId25"/>
+                    <a:stretch>
+                      <a:fillRect/>
+                    </a:stretch>
+                  </pic:blipFill>
+                  <pic:spPr>
+                    <a:xfrm>
+                      <a:off x="0" y="0"/>
+                      <a:ext cx="5303520" cy="1308201"/>
+                    </a:xfrm>
+                    <a:prstGeom prst="rect"/>
+                  </pic:spPr>
+                </pic:pic>
+              </a:graphicData>
+            </a:graphic>
+          </wp:inline>
+        </w:drawing>
+      </w:r>
+    </w:p>
+    <w:p>
+      <w:pPr>
+        <w:jc w:val="center"/>
+      </w:pPr>
+      <w:r>
+        <w:rPr>
+          <w:color w:val="808080"/>
+          <w:sz w:val="16"/>
+        </w:rPr>
+        <w:t>图: VULN-001-2 TLS协议检测</w:t>
+      </w:r>
+    </w:p>
+    <w:p>
+      <w:pPr>
         <w:pStyle w:val="Heading3"/>
       </w:pPr>
       <w:r>
@@ -17504,6 +19748,57 @@
       </w:tr>
     </w:tbl>
     <w:p/>
+    <w:p>
+      <w:pPr>
+        <w:jc w:val="center"/>
+      </w:pPr>
+      <w:r>
+        <w:drawing>
+          <wp:inline xmlns:a="http://schemas.openxmlformats.org/drawingml/2006/main" xmlns:pic="http://schemas.openxmlformats.org/drawingml/2006/picture">
+            <wp:extent cx="5303520" cy="1228649"/>
+            <wp:docPr id="45" name="Picture 45"/>
+            <wp:cNvGraphicFramePr>
+              <a:graphicFrameLocks noChangeAspect="1"/>
+            </wp:cNvGraphicFramePr>
+            <a:graphic>
+              <a:graphicData uri="http://schemas.openxmlformats.org/drawingml/2006/picture">
+                <pic:pic>
+                  <pic:nvPicPr>
+                    <pic:cNvPr id="0" name="08_http_methods.png"/>
+                    <pic:cNvPicPr/>
+                  </pic:nvPicPr>
+                  <pic:blipFill>
+                    <a:blip r:embed="rId26"/>
+                    <a:stretch>
+                      <a:fillRect/>
+                    </a:stretch>
+                  </pic:blipFill>
+                  <pic:spPr>
+                    <a:xfrm>
+                      <a:off x="0" y="0"/>
+                      <a:ext cx="5303520" cy="1228649"/>
+                    </a:xfrm>
+                    <a:prstGeom prst="rect"/>
+                  </pic:spPr>
+                </pic:pic>
+              </a:graphicData>
+            </a:graphic>
+          </wp:inline>
+        </w:drawing>
+      </w:r>
+    </w:p>
+    <w:p>
+      <w:pPr>
+        <w:jc w:val="center"/>
+      </w:pPr>
+      <w:r>
+        <w:rPr>
+          <w:color w:val="808080"/>
+          <w:sz w:val="16"/>
+        </w:rPr>
+        <w:t>图: VULN-002-1 PUT/DELETE/TRACE返回405</w:t>
+      </w:r>
+    </w:p>
     <w:p>
       <w:pPr>
         <w:pStyle w:val="Heading3"/>
@@ -17873,6 +20168,57 @@
     <w:p/>
     <w:p>
       <w:pPr>
+        <w:jc w:val="center"/>
+      </w:pPr>
+      <w:r>
+        <w:drawing>
+          <wp:inline xmlns:a="http://schemas.openxmlformats.org/drawingml/2006/main" xmlns:pic="http://schemas.openxmlformats.org/drawingml/2006/picture">
+            <wp:extent cx="5303520" cy="3977640"/>
+            <wp:docPr id="46" name="Picture 46"/>
+            <wp:cNvGraphicFramePr>
+              <a:graphicFrameLocks noChangeAspect="1"/>
+            </wp:cNvGraphicFramePr>
+            <a:graphic>
+              <a:graphicData uri="http://schemas.openxmlformats.org/drawingml/2006/picture">
+                <pic:pic>
+                  <pic:nvPicPr>
+                    <pic:cNvPr id="0" name="11_login_filled.png"/>
+                    <pic:cNvPicPr/>
+                  </pic:nvPicPr>
+                  <pic:blipFill>
+                    <a:blip r:embed="rId19"/>
+                    <a:stretch>
+                      <a:fillRect/>
+                    </a:stretch>
+                  </pic:blipFill>
+                  <pic:spPr>
+                    <a:xfrm>
+                      <a:off x="0" y="0"/>
+                      <a:ext cx="5303520" cy="3977640"/>
+                    </a:xfrm>
+                    <a:prstGeom prst="rect"/>
+                  </pic:spPr>
+                </pic:pic>
+              </a:graphicData>
+            </a:graphic>
+          </wp:inline>
+        </w:drawing>
+      </w:r>
+    </w:p>
+    <w:p>
+      <w:pPr>
+        <w:jc w:val="center"/>
+      </w:pPr>
+      <w:r>
+        <w:rPr>
+          <w:color w:val="808080"/>
+          <w:sz w:val="16"/>
+        </w:rPr>
+        <w:t>图: VULN-003-1 管理员弱口令qwe123!@#登录成功</w:t>
+      </w:r>
+    </w:p>
+    <w:p>
+      <w:pPr>
         <w:pStyle w:val="Heading3"/>
       </w:pPr>
       <w:r>
@@ -18231,6 +20577,57 @@
       </w:tr>
     </w:tbl>
     <w:p/>
+    <w:p>
+      <w:pPr>
+        <w:jc w:val="center"/>
+      </w:pPr>
+      <w:r>
+        <w:drawing>
+          <wp:inline xmlns:a="http://schemas.openxmlformats.org/drawingml/2006/main" xmlns:pic="http://schemas.openxmlformats.org/drawingml/2006/picture">
+            <wp:extent cx="5303520" cy="910438"/>
+            <wp:docPr id="47" name="Picture 47"/>
+            <wp:cNvGraphicFramePr>
+              <a:graphicFrameLocks noChangeAspect="1"/>
+            </wp:cNvGraphicFramePr>
+            <a:graphic>
+              <a:graphicData uri="http://schemas.openxmlformats.org/drawingml/2006/picture">
+                <pic:pic>
+                  <pic:nvPicPr>
+                    <pic:cNvPr id="0" name="17_xss_test.png"/>
+                    <pic:cNvPicPr/>
+                  </pic:nvPicPr>
+                  <pic:blipFill>
+                    <a:blip r:embed="rId27"/>
+                    <a:stretch>
+                      <a:fillRect/>
+                    </a:stretch>
+                  </pic:blipFill>
+                  <pic:spPr>
+                    <a:xfrm>
+                      <a:off x="0" y="0"/>
+                      <a:ext cx="5303520" cy="910438"/>
+                    </a:xfrm>
+                    <a:prstGeom prst="rect"/>
+                  </pic:spPr>
+                </pic:pic>
+              </a:graphicData>
+            </a:graphic>
+          </wp:inline>
+        </w:drawing>
+      </w:r>
+    </w:p>
+    <w:p>
+      <w:pPr>
+        <w:jc w:val="center"/>
+      </w:pPr>
+      <w:r>
+        <w:rPr>
+          <w:color w:val="808080"/>
+          <w:sz w:val="16"/>
+        </w:rPr>
+        <w:t>图: VULN-004-1 XSS注入测试</w:t>
+      </w:r>
+    </w:p>
     <w:p>
       <w:pPr>
         <w:pStyle w:val="Heading3"/>
@@ -18587,6 +20984,57 @@
     <w:p/>
     <w:p>
       <w:pPr>
+        <w:jc w:val="center"/>
+      </w:pPr>
+      <w:r>
+        <w:drawing>
+          <wp:inline xmlns:a="http://schemas.openxmlformats.org/drawingml/2006/main" xmlns:pic="http://schemas.openxmlformats.org/drawingml/2006/picture">
+            <wp:extent cx="5303520" cy="1785518"/>
+            <wp:docPr id="48" name="Picture 48"/>
+            <wp:cNvGraphicFramePr>
+              <a:graphicFrameLocks noChangeAspect="1"/>
+            </wp:cNvGraphicFramePr>
+            <a:graphic>
+              <a:graphicData uri="http://schemas.openxmlformats.org/drawingml/2006/picture">
+                <pic:pic>
+                  <pic:nvPicPr>
+                    <pic:cNvPr id="0" name="05_security_headers.png"/>
+                    <pic:cNvPicPr/>
+                  </pic:nvPicPr>
+                  <pic:blipFill>
+                    <a:blip r:embed="rId11"/>
+                    <a:stretch>
+                      <a:fillRect/>
+                    </a:stretch>
+                  </pic:blipFill>
+                  <pic:spPr>
+                    <a:xfrm>
+                      <a:off x="0" y="0"/>
+                      <a:ext cx="5303520" cy="1785518"/>
+                    </a:xfrm>
+                    <a:prstGeom prst="rect"/>
+                  </pic:spPr>
+                </pic:pic>
+              </a:graphicData>
+            </a:graphic>
+          </wp:inline>
+        </w:drawing>
+      </w:r>
+    </w:p>
+    <w:p>
+      <w:pPr>
+        <w:jc w:val="center"/>
+      </w:pPr>
+      <w:r>
+        <w:rPr>
+          <w:color w:val="808080"/>
+          <w:sz w:val="16"/>
+        </w:rPr>
+        <w:t>图: VULN-005-1 JSON交互无XML解析</w:t>
+      </w:r>
+    </w:p>
+    <w:p>
+      <w:pPr>
         <w:pStyle w:val="Heading3"/>
       </w:pPr>
       <w:r>
@@ -18958,6 +21406,57 @@
       </w:tr>
     </w:tbl>
     <w:p/>
+    <w:p>
+      <w:pPr>
+        <w:jc w:val="center"/>
+      </w:pPr>
+      <w:r>
+        <w:drawing>
+          <wp:inline xmlns:a="http://schemas.openxmlformats.org/drawingml/2006/main" xmlns:pic="http://schemas.openxmlformats.org/drawingml/2006/picture">
+            <wp:extent cx="5303520" cy="1785518"/>
+            <wp:docPr id="49" name="Picture 49"/>
+            <wp:cNvGraphicFramePr>
+              <a:graphicFrameLocks noChangeAspect="1"/>
+            </wp:cNvGraphicFramePr>
+            <a:graphic>
+              <a:graphicData uri="http://schemas.openxmlformats.org/drawingml/2006/picture">
+                <pic:pic>
+                  <pic:nvPicPr>
+                    <pic:cNvPr id="0" name="24_csrf_test.png"/>
+                    <pic:cNvPicPr/>
+                  </pic:nvPicPr>
+                  <pic:blipFill>
+                    <a:blip r:embed="rId28"/>
+                    <a:stretch>
+                      <a:fillRect/>
+                    </a:stretch>
+                  </pic:blipFill>
+                  <pic:spPr>
+                    <a:xfrm>
+                      <a:off x="0" y="0"/>
+                      <a:ext cx="5303520" cy="1785518"/>
+                    </a:xfrm>
+                    <a:prstGeom prst="rect"/>
+                  </pic:spPr>
+                </pic:pic>
+              </a:graphicData>
+            </a:graphic>
+          </wp:inline>
+        </w:drawing>
+      </w:r>
+    </w:p>
+    <w:p>
+      <w:pPr>
+        <w:jc w:val="center"/>
+      </w:pPr>
+      <w:r>
+        <w:rPr>
+          <w:color w:val="808080"/>
+          <w:sz w:val="16"/>
+        </w:rPr>
+        <w:t>图: VULN-006-1 CSRF防护缺失测试</w:t>
+      </w:r>
+    </w:p>
     <w:p>
       <w:pPr>
         <w:pStyle w:val="Heading3"/>
@@ -19320,6 +21819,57 @@
     <w:p/>
     <w:p>
       <w:pPr>
+        <w:jc w:val="center"/>
+      </w:pPr>
+      <w:r>
+        <w:drawing>
+          <wp:inline xmlns:a="http://schemas.openxmlformats.org/drawingml/2006/main" xmlns:pic="http://schemas.openxmlformats.org/drawingml/2006/picture">
+            <wp:extent cx="5303520" cy="2024177"/>
+            <wp:docPr id="50" name="Picture 50"/>
+            <wp:cNvGraphicFramePr>
+              <a:graphicFrameLocks noChangeAspect="1"/>
+            </wp:cNvGraphicFramePr>
+            <a:graphic>
+              <a:graphicData uri="http://schemas.openxmlformats.org/drawingml/2006/picture">
+                <pic:pic>
+                  <pic:nvPicPr>
+                    <pic:cNvPr id="0" name="21_ssrf_test.png"/>
+                    <pic:cNvPicPr/>
+                  </pic:nvPicPr>
+                  <pic:blipFill>
+                    <a:blip r:embed="rId29"/>
+                    <a:stretch>
+                      <a:fillRect/>
+                    </a:stretch>
+                  </pic:blipFill>
+                  <pic:spPr>
+                    <a:xfrm>
+                      <a:off x="0" y="0"/>
+                      <a:ext cx="5303520" cy="2024177"/>
+                    </a:xfrm>
+                    <a:prstGeom prst="rect"/>
+                  </pic:spPr>
+                </pic:pic>
+              </a:graphicData>
+            </a:graphic>
+          </wp:inline>
+        </w:drawing>
+      </w:r>
+    </w:p>
+    <w:p>
+      <w:pPr>
+        <w:jc w:val="center"/>
+      </w:pPr>
+      <w:r>
+        <w:rPr>
+          <w:color w:val="808080"/>
+          <w:sz w:val="16"/>
+        </w:rPr>
+        <w:t>图: VULN-007-1 SSRF测试</w:t>
+      </w:r>
+    </w:p>
+    <w:p>
+      <w:pPr>
         <w:pStyle w:val="Heading3"/>
       </w:pPr>
       <w:r>
@@ -19676,6 +22226,57 @@
       </w:tr>
     </w:tbl>
     <w:p/>
+    <w:p>
+      <w:pPr>
+        <w:jc w:val="center"/>
+      </w:pPr>
+      <w:r>
+        <w:drawing>
+          <wp:inline xmlns:a="http://schemas.openxmlformats.org/drawingml/2006/main" xmlns:pic="http://schemas.openxmlformats.org/drawingml/2006/picture">
+            <wp:extent cx="5303520" cy="671779"/>
+            <wp:docPr id="51" name="Picture 51"/>
+            <wp:cNvGraphicFramePr>
+              <a:graphicFrameLocks noChangeAspect="1"/>
+            </wp:cNvGraphicFramePr>
+            <a:graphic>
+              <a:graphicData uri="http://schemas.openxmlformats.org/drawingml/2006/picture">
+                <pic:pic>
+                  <pic:nvPicPr>
+                    <pic:cNvPr id="0" name="18_sql_injection.png"/>
+                    <pic:cNvPicPr/>
+                  </pic:nvPicPr>
+                  <pic:blipFill>
+                    <a:blip r:embed="rId30"/>
+                    <a:stretch>
+                      <a:fillRect/>
+                    </a:stretch>
+                  </pic:blipFill>
+                  <pic:spPr>
+                    <a:xfrm>
+                      <a:off x="0" y="0"/>
+                      <a:ext cx="5303520" cy="671779"/>
+                    </a:xfrm>
+                    <a:prstGeom prst="rect"/>
+                  </pic:spPr>
+                </pic:pic>
+              </a:graphicData>
+            </a:graphic>
+          </wp:inline>
+        </w:drawing>
+      </w:r>
+    </w:p>
+    <w:p>
+      <w:pPr>
+        <w:jc w:val="center"/>
+      </w:pPr>
+      <w:r>
+        <w:rPr>
+          <w:color w:val="808080"/>
+          <w:sz w:val="16"/>
+        </w:rPr>
+        <w:t>图: VULN-008-1 SQL注入测试</w:t>
+      </w:r>
+    </w:p>
     <w:p>
       <w:pPr>
         <w:pStyle w:val="Heading3"/>
@@ -20034,6 +22635,57 @@
     <w:p/>
     <w:p>
       <w:pPr>
+        <w:jc w:val="center"/>
+      </w:pPr>
+      <w:r>
+        <w:drawing>
+          <wp:inline xmlns:a="http://schemas.openxmlformats.org/drawingml/2006/main" xmlns:pic="http://schemas.openxmlformats.org/drawingml/2006/picture">
+            <wp:extent cx="5303520" cy="2024177"/>
+            <wp:docPr id="52" name="Picture 52"/>
+            <wp:cNvGraphicFramePr>
+              <a:graphicFrameLocks noChangeAspect="1"/>
+            </wp:cNvGraphicFramePr>
+            <a:graphic>
+              <a:graphicData uri="http://schemas.openxmlformats.org/drawingml/2006/picture">
+                <pic:pic>
+                  <pic:nvPicPr>
+                    <pic:cNvPr id="0" name="03_auth_login_get.png"/>
+                    <pic:cNvPicPr/>
+                  </pic:nvPicPr>
+                  <pic:blipFill>
+                    <a:blip r:embed="rId16"/>
+                    <a:stretch>
+                      <a:fillRect/>
+                    </a:stretch>
+                  </pic:blipFill>
+                  <pic:spPr>
+                    <a:xfrm>
+                      <a:off x="0" y="0"/>
+                      <a:ext cx="5303520" cy="2024177"/>
+                    </a:xfrm>
+                    <a:prstGeom prst="rect"/>
+                  </pic:spPr>
+                </pic:pic>
+              </a:graphicData>
+            </a:graphic>
+          </wp:inline>
+        </w:drawing>
+      </w:r>
+    </w:p>
+    <w:p>
+      <w:pPr>
+        <w:jc w:val="center"/>
+      </w:pPr>
+      <w:r>
+        <w:rPr>
+          <w:color w:val="808080"/>
+          <w:sz w:val="16"/>
+        </w:rPr>
+        <w:t>图: VULN-009-1 系统使用LDAP:true但无LDAP注入风险</w:t>
+      </w:r>
+    </w:p>
+    <w:p>
+      <w:pPr>
         <w:pStyle w:val="Heading3"/>
       </w:pPr>
       <w:r>
@@ -20390,6 +23042,57 @@
       </w:tr>
     </w:tbl>
     <w:p/>
+    <w:p>
+      <w:pPr>
+        <w:jc w:val="center"/>
+      </w:pPr>
+      <w:r>
+        <w:drawing>
+          <wp:inline xmlns:a="http://schemas.openxmlformats.org/drawingml/2006/main" xmlns:pic="http://schemas.openxmlformats.org/drawingml/2006/picture">
+            <wp:extent cx="5303520" cy="1785518"/>
+            <wp:docPr id="53" name="Picture 53"/>
+            <wp:cNvGraphicFramePr>
+              <a:graphicFrameLocks noChangeAspect="1"/>
+            </wp:cNvGraphicFramePr>
+            <a:graphic>
+              <a:graphicData uri="http://schemas.openxmlformats.org/drawingml/2006/picture">
+                <pic:pic>
+                  <pic:nvPicPr>
+                    <pic:cNvPr id="0" name="05_security_headers.png"/>
+                    <pic:cNvPicPr/>
+                  </pic:nvPicPr>
+                  <pic:blipFill>
+                    <a:blip r:embed="rId11"/>
+                    <a:stretch>
+                      <a:fillRect/>
+                    </a:stretch>
+                  </pic:blipFill>
+                  <pic:spPr>
+                    <a:xfrm>
+                      <a:off x="0" y="0"/>
+                      <a:ext cx="5303520" cy="1785518"/>
+                    </a:xfrm>
+                    <a:prstGeom prst="rect"/>
+                  </pic:spPr>
+                </pic:pic>
+              </a:graphicData>
+            </a:graphic>
+          </wp:inline>
+        </w:drawing>
+      </w:r>
+    </w:p>
+    <w:p>
+      <w:pPr>
+        <w:jc w:val="center"/>
+      </w:pPr>
+      <w:r>
+        <w:rPr>
+          <w:color w:val="808080"/>
+          <w:sz w:val="16"/>
+        </w:rPr>
+        <w:t>图: VULN-010-1 文件包含测试</w:t>
+      </w:r>
+    </w:p>
     <w:p>
       <w:pPr>
         <w:pStyle w:val="Heading3"/>
@@ -20748,6 +23451,57 @@
     <w:p/>
     <w:p>
       <w:pPr>
+        <w:jc w:val="center"/>
+      </w:pPr>
+      <w:r>
+        <w:drawing>
+          <wp:inline xmlns:a="http://schemas.openxmlformats.org/drawingml/2006/main" xmlns:pic="http://schemas.openxmlformats.org/drawingml/2006/picture">
+            <wp:extent cx="5303520" cy="1785518"/>
+            <wp:docPr id="54" name="Picture 54"/>
+            <wp:cNvGraphicFramePr>
+              <a:graphicFrameLocks noChangeAspect="1"/>
+            </wp:cNvGraphicFramePr>
+            <a:graphic>
+              <a:graphicData uri="http://schemas.openxmlformats.org/drawingml/2006/picture">
+                <pic:pic>
+                  <pic:nvPicPr>
+                    <pic:cNvPr id="0" name="05_security_headers.png"/>
+                    <pic:cNvPicPr/>
+                  </pic:nvPicPr>
+                  <pic:blipFill>
+                    <a:blip r:embed="rId11"/>
+                    <a:stretch>
+                      <a:fillRect/>
+                    </a:stretch>
+                  </pic:blipFill>
+                  <pic:spPr>
+                    <a:xfrm>
+                      <a:off x="0" y="0"/>
+                      <a:ext cx="5303520" cy="1785518"/>
+                    </a:xfrm>
+                    <a:prstGeom prst="rect"/>
+                  </pic:spPr>
+                </pic:pic>
+              </a:graphicData>
+            </a:graphic>
+          </wp:inline>
+        </w:drawing>
+      </w:r>
+    </w:p>
+    <w:p>
+      <w:pPr>
+        <w:jc w:val="center"/>
+      </w:pPr>
+      <w:r>
+        <w:rPr>
+          <w:color w:val="808080"/>
+          <w:sz w:val="16"/>
+        </w:rPr>
+        <w:t>图: VULN-011-1 JSON交互无序列化入口</w:t>
+      </w:r>
+    </w:p>
+    <w:p>
+      <w:pPr>
         <w:pStyle w:val="Heading3"/>
       </w:pPr>
       <w:r>
@@ -21104,6 +23858,57 @@
       </w:tr>
     </w:tbl>
     <w:p/>
+    <w:p>
+      <w:pPr>
+        <w:jc w:val="center"/>
+      </w:pPr>
+      <w:r>
+        <w:drawing>
+          <wp:inline xmlns:a="http://schemas.openxmlformats.org/drawingml/2006/main" xmlns:pic="http://schemas.openxmlformats.org/drawingml/2006/picture">
+            <wp:extent cx="5303520" cy="910438"/>
+            <wp:docPr id="55" name="Picture 55"/>
+            <wp:cNvGraphicFramePr>
+              <a:graphicFrameLocks noChangeAspect="1"/>
+            </wp:cNvGraphicFramePr>
+            <a:graphic>
+              <a:graphicData uri="http://schemas.openxmlformats.org/drawingml/2006/picture">
+                <pic:pic>
+                  <pic:nvPicPr>
+                    <pic:cNvPr id="0" name="16_error_message.png"/>
+                    <pic:cNvPicPr/>
+                  </pic:nvPicPr>
+                  <pic:blipFill>
+                    <a:blip r:embed="rId18"/>
+                    <a:stretch>
+                      <a:fillRect/>
+                    </a:stretch>
+                  </pic:blipFill>
+                  <pic:spPr>
+                    <a:xfrm>
+                      <a:off x="0" y="0"/>
+                      <a:ext cx="5303520" cy="910438"/>
+                    </a:xfrm>
+                    <a:prstGeom prst="rect"/>
+                  </pic:spPr>
+                </pic:pic>
+              </a:graphicData>
+            </a:graphic>
+          </wp:inline>
+        </w:drawing>
+      </w:r>
+    </w:p>
+    <w:p>
+      <w:pPr>
+        <w:jc w:val="center"/>
+      </w:pPr>
+      <w:r>
+        <w:rPr>
+          <w:color w:val="808080"/>
+          <w:sz w:val="16"/>
+        </w:rPr>
+        <w:t>图: VULN-012-1 错误响应无命令执行风险</w:t>
+      </w:r>
+    </w:p>
     <w:p>
       <w:pPr>
         <w:pStyle w:val="Heading3"/>
@@ -21462,6 +24267,57 @@
     <w:p/>
     <w:p>
       <w:pPr>
+        <w:jc w:val="center"/>
+      </w:pPr>
+      <w:r>
+        <w:drawing>
+          <wp:inline xmlns:a="http://schemas.openxmlformats.org/drawingml/2006/main" xmlns:pic="http://schemas.openxmlformats.org/drawingml/2006/picture">
+            <wp:extent cx="5303520" cy="910438"/>
+            <wp:docPr id="56" name="Picture 56"/>
+            <wp:cNvGraphicFramePr>
+              <a:graphicFrameLocks noChangeAspect="1"/>
+            </wp:cNvGraphicFramePr>
+            <a:graphic>
+              <a:graphicData uri="http://schemas.openxmlformats.org/drawingml/2006/picture">
+                <pic:pic>
+                  <pic:nvPicPr>
+                    <pic:cNvPr id="0" name="29_dark_link.png"/>
+                    <pic:cNvPicPr/>
+                  </pic:nvPicPr>
+                  <pic:blipFill>
+                    <a:blip r:embed="rId31"/>
+                    <a:stretch>
+                      <a:fillRect/>
+                    </a:stretch>
+                  </pic:blipFill>
+                  <pic:spPr>
+                    <a:xfrm>
+                      <a:off x="0" y="0"/>
+                      <a:ext cx="5303520" cy="910438"/>
+                    </a:xfrm>
+                    <a:prstGeom prst="rect"/>
+                  </pic:spPr>
+                </pic:pic>
+              </a:graphicData>
+            </a:graphic>
+          </wp:inline>
+        </w:drawing>
+      </w:r>
+    </w:p>
+    <w:p>
+      <w:pPr>
+        <w:jc w:val="center"/>
+      </w:pPr>
+      <w:r>
+        <w:rPr>
+          <w:color w:val="808080"/>
+          <w:sz w:val="16"/>
+        </w:rPr>
+        <w:t>图: VULN-013-1 暗链检测</w:t>
+      </w:r>
+    </w:p>
+    <w:p>
+      <w:pPr>
         <w:pStyle w:val="Heading3"/>
       </w:pPr>
       <w:r>
@@ -21824,6 +24680,108 @@
       </w:tr>
     </w:tbl>
     <w:p/>
+    <w:p>
+      <w:pPr>
+        <w:jc w:val="center"/>
+      </w:pPr>
+      <w:r>
+        <w:drawing>
+          <wp:inline xmlns:a="http://schemas.openxmlformats.org/drawingml/2006/main" xmlns:pic="http://schemas.openxmlformats.org/drawingml/2006/picture">
+            <wp:extent cx="5303520" cy="1785518"/>
+            <wp:docPr id="57" name="Picture 57"/>
+            <wp:cNvGraphicFramePr>
+              <a:graphicFrameLocks noChangeAspect="1"/>
+            </wp:cNvGraphicFramePr>
+            <a:graphic>
+              <a:graphicData uri="http://schemas.openxmlformats.org/drawingml/2006/picture">
+                <pic:pic>
+                  <pic:nvPicPr>
+                    <pic:cNvPr id="0" name="05_security_headers.png"/>
+                    <pic:cNvPicPr/>
+                  </pic:nvPicPr>
+                  <pic:blipFill>
+                    <a:blip r:embed="rId11"/>
+                    <a:stretch>
+                      <a:fillRect/>
+                    </a:stretch>
+                  </pic:blipFill>
+                  <pic:spPr>
+                    <a:xfrm>
+                      <a:off x="0" y="0"/>
+                      <a:ext cx="5303520" cy="1785518"/>
+                    </a:xfrm>
+                    <a:prstGeom prst="rect"/>
+                  </pic:spPr>
+                </pic:pic>
+              </a:graphicData>
+            </a:graphic>
+          </wp:inline>
+        </w:drawing>
+      </w:r>
+    </w:p>
+    <w:p>
+      <w:pPr>
+        <w:jc w:val="center"/>
+      </w:pPr>
+      <w:r>
+        <w:rPr>
+          <w:color w:val="808080"/>
+          <w:sz w:val="16"/>
+        </w:rPr>
+        <w:t>图: VULN-014-1 nginx版本已隐藏</w:t>
+      </w:r>
+    </w:p>
+    <w:p>
+      <w:pPr>
+        <w:jc w:val="center"/>
+      </w:pPr>
+      <w:r>
+        <w:drawing>
+          <wp:inline xmlns:a="http://schemas.openxmlformats.org/drawingml/2006/main" xmlns:pic="http://schemas.openxmlformats.org/drawingml/2006/picture">
+            <wp:extent cx="5303520" cy="1228649"/>
+            <wp:docPr id="58" name="Picture 58"/>
+            <wp:cNvGraphicFramePr>
+              <a:graphicFrameLocks noChangeAspect="1"/>
+            </wp:cNvGraphicFramePr>
+            <a:graphic>
+              <a:graphicData uri="http://schemas.openxmlformats.org/drawingml/2006/picture">
+                <pic:pic>
+                  <pic:nvPicPr>
+                    <pic:cNvPr id="0" name="22_unauthorized_access.png"/>
+                    <pic:cNvPicPr/>
+                  </pic:nvPicPr>
+                  <pic:blipFill>
+                    <a:blip r:embed="rId32"/>
+                    <a:stretch>
+                      <a:fillRect/>
+                    </a:stretch>
+                  </pic:blipFill>
+                  <pic:spPr>
+                    <a:xfrm>
+                      <a:off x="0" y="0"/>
+                      <a:ext cx="5303520" cy="1228649"/>
+                    </a:xfrm>
+                    <a:prstGeom prst="rect"/>
+                  </pic:spPr>
+                </pic:pic>
+              </a:graphicData>
+            </a:graphic>
+          </wp:inline>
+        </w:drawing>
+      </w:r>
+    </w:p>
+    <w:p>
+      <w:pPr>
+        <w:jc w:val="center"/>
+      </w:pPr>
+      <w:r>
+        <w:rPr>
+          <w:color w:val="808080"/>
+          <w:sz w:val="16"/>
+        </w:rPr>
+        <w:t>图: VULN-014-2 Actuator/Swagger不可访问</w:t>
+      </w:r>
+    </w:p>
     <w:p>
       <w:pPr>
         <w:pStyle w:val="Heading3"/>
@@ -22193,6 +25151,57 @@
     <w:p/>
     <w:p>
       <w:pPr>
+        <w:jc w:val="center"/>
+      </w:pPr>
+      <w:r>
+        <w:drawing>
+          <wp:inline xmlns:a="http://schemas.openxmlformats.org/drawingml/2006/main" xmlns:pic="http://schemas.openxmlformats.org/drawingml/2006/picture">
+            <wp:extent cx="5303520" cy="1228649"/>
+            <wp:docPr id="59" name="Picture 59"/>
+            <wp:cNvGraphicFramePr>
+              <a:graphicFrameLocks noChangeAspect="1"/>
+            </wp:cNvGraphicFramePr>
+            <a:graphic>
+              <a:graphicData uri="http://schemas.openxmlformats.org/drawingml/2006/picture">
+                <pic:pic>
+                  <pic:nvPicPr>
+                    <pic:cNvPr id="0" name="22_unauthorized_access.png"/>
+                    <pic:cNvPicPr/>
+                  </pic:nvPicPr>
+                  <pic:blipFill>
+                    <a:blip r:embed="rId32"/>
+                    <a:stretch>
+                      <a:fillRect/>
+                    </a:stretch>
+                  </pic:blipFill>
+                  <pic:spPr>
+                    <a:xfrm>
+                      <a:off x="0" y="0"/>
+                      <a:ext cx="5303520" cy="1228649"/>
+                    </a:xfrm>
+                    <a:prstGeom prst="rect"/>
+                  </pic:spPr>
+                </pic:pic>
+              </a:graphicData>
+            </a:graphic>
+          </wp:inline>
+        </w:drawing>
+      </w:r>
+    </w:p>
+    <w:p>
+      <w:pPr>
+        <w:jc w:val="center"/>
+      </w:pPr>
+      <w:r>
+        <w:rPr>
+          <w:color w:val="808080"/>
+          <w:sz w:val="16"/>
+        </w:rPr>
+        <w:t>图: VULN-015-1 未授权访问测试</w:t>
+      </w:r>
+    </w:p>
+    <w:p>
+      <w:pPr>
         <w:pStyle w:val="Heading3"/>
       </w:pPr>
       <w:r>
@@ -22579,6 +25588,159 @@
       </w:tr>
     </w:tbl>
     <w:p/>
+    <w:p>
+      <w:pPr>
+        <w:jc w:val="center"/>
+      </w:pPr>
+      <w:r>
+        <w:drawing>
+          <wp:inline xmlns:a="http://schemas.openxmlformats.org/drawingml/2006/main" xmlns:pic="http://schemas.openxmlformats.org/drawingml/2006/picture">
+            <wp:extent cx="5303520" cy="2024177"/>
+            <wp:docPr id="60" name="Picture 60"/>
+            <wp:cNvGraphicFramePr>
+              <a:graphicFrameLocks noChangeAspect="1"/>
+            </wp:cNvGraphicFramePr>
+            <a:graphic>
+              <a:graphicData uri="http://schemas.openxmlformats.org/drawingml/2006/picture">
+                <pic:pic>
+                  <pic:nvPicPr>
+                    <pic:cNvPr id="0" name="06_gateway_redirect.png"/>
+                    <pic:cNvPicPr/>
+                  </pic:nvPicPr>
+                  <pic:blipFill>
+                    <a:blip r:embed="rId14"/>
+                    <a:stretch>
+                      <a:fillRect/>
+                    </a:stretch>
+                  </pic:blipFill>
+                  <pic:spPr>
+                    <a:xfrm>
+                      <a:off x="0" y="0"/>
+                      <a:ext cx="5303520" cy="2024177"/>
+                    </a:xfrm>
+                    <a:prstGeom prst="rect"/>
+                  </pic:spPr>
+                </pic:pic>
+              </a:graphicData>
+            </a:graphic>
+          </wp:inline>
+        </w:drawing>
+      </w:r>
+    </w:p>
+    <w:p>
+      <w:pPr>
+        <w:jc w:val="center"/>
+      </w:pPr>
+      <w:r>
+        <w:rPr>
+          <w:color w:val="808080"/>
+          <w:sz w:val="16"/>
+        </w:rPr>
+        <w:t>图: VULN-016-1 Gateway 301泄露内部端口</w:t>
+      </w:r>
+    </w:p>
+    <w:p>
+      <w:pPr>
+        <w:jc w:val="center"/>
+      </w:pPr>
+      <w:r>
+        <w:drawing>
+          <wp:inline xmlns:a="http://schemas.openxmlformats.org/drawingml/2006/main" xmlns:pic="http://schemas.openxmlformats.org/drawingml/2006/picture">
+            <wp:extent cx="5303520" cy="671779"/>
+            <wp:docPr id="61" name="Picture 61"/>
+            <wp:cNvGraphicFramePr>
+              <a:graphicFrameLocks noChangeAspect="1"/>
+            </wp:cNvGraphicFramePr>
+            <a:graphic>
+              <a:graphicData uri="http://schemas.openxmlformats.org/drawingml/2006/picture">
+                <pic:pic>
+                  <pic:nvPicPr>
+                    <pic:cNvPr id="0" name="07_version_json.png"/>
+                    <pic:cNvPicPr/>
+                  </pic:nvPicPr>
+                  <pic:blipFill>
+                    <a:blip r:embed="rId13"/>
+                    <a:stretch>
+                      <a:fillRect/>
+                    </a:stretch>
+                  </pic:blipFill>
+                  <pic:spPr>
+                    <a:xfrm>
+                      <a:off x="0" y="0"/>
+                      <a:ext cx="5303520" cy="671779"/>
+                    </a:xfrm>
+                    <a:prstGeom prst="rect"/>
+                  </pic:spPr>
+                </pic:pic>
+              </a:graphicData>
+            </a:graphic>
+          </wp:inline>
+        </w:drawing>
+      </w:r>
+    </w:p>
+    <w:p>
+      <w:pPr>
+        <w:jc w:val="center"/>
+      </w:pPr>
+      <w:r>
+        <w:rPr>
+          <w:color w:val="808080"/>
+          <w:sz w:val="16"/>
+        </w:rPr>
+        <w:t>图: VULN-016-2 version.json泄露构建时间</w:t>
+      </w:r>
+    </w:p>
+    <w:p>
+      <w:pPr>
+        <w:jc w:val="center"/>
+      </w:pPr>
+      <w:r>
+        <w:drawing>
+          <wp:inline xmlns:a="http://schemas.openxmlformats.org/drawingml/2006/main" xmlns:pic="http://schemas.openxmlformats.org/drawingml/2006/picture">
+            <wp:extent cx="5303520" cy="751332"/>
+            <wp:docPr id="62" name="Picture 62"/>
+            <wp:cNvGraphicFramePr>
+              <a:graphicFrameLocks noChangeAspect="1"/>
+            </wp:cNvGraphicFramePr>
+            <a:graphic>
+              <a:graphicData uri="http://schemas.openxmlformats.org/drawingml/2006/picture">
+                <pic:pic>
+                  <pic:nvPicPr>
+                    <pic:cNvPr id="0" name="23_html_comments.png"/>
+                    <pic:cNvPicPr/>
+                  </pic:nvPicPr>
+                  <pic:blipFill>
+                    <a:blip r:embed="rId33"/>
+                    <a:stretch>
+                      <a:fillRect/>
+                    </a:stretch>
+                  </pic:blipFill>
+                  <pic:spPr>
+                    <a:xfrm>
+                      <a:off x="0" y="0"/>
+                      <a:ext cx="5303520" cy="751332"/>
+                    </a:xfrm>
+                    <a:prstGeom prst="rect"/>
+                  </pic:spPr>
+                </pic:pic>
+              </a:graphicData>
+            </a:graphic>
+          </wp:inline>
+        </w:drawing>
+      </w:r>
+    </w:p>
+    <w:p>
+      <w:pPr>
+        <w:jc w:val="center"/>
+      </w:pPr>
+      <w:r>
+        <w:rPr>
+          <w:color w:val="808080"/>
+          <w:sz w:val="16"/>
+        </w:rPr>
+        <w:t>图: VULN-016-3 HTML注释信息泄露</w:t>
+      </w:r>
+    </w:p>
     <w:p>
       <w:pPr>
         <w:pStyle w:val="Heading3"/>
@@ -22937,6 +26099,57 @@
     <w:p/>
     <w:p>
       <w:pPr>
+        <w:jc w:val="center"/>
+      </w:pPr>
+      <w:r>
+        <w:drawing>
+          <wp:inline xmlns:a="http://schemas.openxmlformats.org/drawingml/2006/main" xmlns:pic="http://schemas.openxmlformats.org/drawingml/2006/picture">
+            <wp:extent cx="5303520" cy="989990"/>
+            <wp:docPr id="63" name="Picture 63"/>
+            <wp:cNvGraphicFramePr>
+              <a:graphicFrameLocks noChangeAspect="1"/>
+            </wp:cNvGraphicFramePr>
+            <a:graphic>
+              <a:graphicData uri="http://schemas.openxmlformats.org/drawingml/2006/picture">
+                <pic:pic>
+                  <pic:nvPicPr>
+                    <pic:cNvPr id="0" name="28_response_time.png"/>
+                    <pic:cNvPicPr/>
+                  </pic:nvPicPr>
+                  <pic:blipFill>
+                    <a:blip r:embed="rId34"/>
+                    <a:stretch>
+                      <a:fillRect/>
+                    </a:stretch>
+                  </pic:blipFill>
+                  <pic:spPr>
+                    <a:xfrm>
+                      <a:off x="0" y="0"/>
+                      <a:ext cx="5303520" cy="989990"/>
+                    </a:xfrm>
+                    <a:prstGeom prst="rect"/>
+                  </pic:spPr>
+                </pic:pic>
+              </a:graphicData>
+            </a:graphic>
+          </wp:inline>
+        </w:drawing>
+      </w:r>
+    </w:p>
+    <w:p>
+      <w:pPr>
+        <w:jc w:val="center"/>
+      </w:pPr>
+      <w:r>
+        <w:rPr>
+          <w:color w:val="808080"/>
+          <w:sz w:val="16"/>
+        </w:rPr>
+        <w:t>图: VULN-017-1 处理用时测试</w:t>
+      </w:r>
+    </w:p>
+    <w:p>
+      <w:pPr>
         <w:pStyle w:val="Heading3"/>
       </w:pPr>
       <w:r>
@@ -23291,6 +26504,57 @@
       </w:tr>
     </w:tbl>
     <w:p/>
+    <w:p>
+      <w:pPr>
+        <w:jc w:val="center"/>
+      </w:pPr>
+      <w:r>
+        <w:drawing>
+          <wp:inline xmlns:a="http://schemas.openxmlformats.org/drawingml/2006/main" xmlns:pic="http://schemas.openxmlformats.org/drawingml/2006/picture">
+            <wp:extent cx="5303520" cy="830885"/>
+            <wp:docPr id="64" name="Picture 64"/>
+            <wp:cNvGraphicFramePr>
+              <a:graphicFrameLocks noChangeAspect="1"/>
+            </wp:cNvGraphicFramePr>
+            <a:graphic>
+              <a:graphicData uri="http://schemas.openxmlformats.org/drawingml/2006/picture">
+                <pic:pic>
+                  <pic:nvPicPr>
+                    <pic:cNvPr id="0" name="27_dir_traversal.png"/>
+                    <pic:cNvPicPr/>
+                  </pic:nvPicPr>
+                  <pic:blipFill>
+                    <a:blip r:embed="rId35"/>
+                    <a:stretch>
+                      <a:fillRect/>
+                    </a:stretch>
+                  </pic:blipFill>
+                  <pic:spPr>
+                    <a:xfrm>
+                      <a:off x="0" y="0"/>
+                      <a:ext cx="5303520" cy="830885"/>
+                    </a:xfrm>
+                    <a:prstGeom prst="rect"/>
+                  </pic:spPr>
+                </pic:pic>
+              </a:graphicData>
+            </a:graphic>
+          </wp:inline>
+        </w:drawing>
+      </w:r>
+    </w:p>
+    <w:p>
+      <w:pPr>
+        <w:jc w:val="center"/>
+      </w:pPr>
+      <w:r>
+        <w:rPr>
+          <w:color w:val="808080"/>
+          <w:sz w:val="16"/>
+        </w:rPr>
+        <w:t>图: VULN-018-1 目录遍历测试</w:t>
+      </w:r>
+    </w:p>
     <w:p>
       <w:pPr>
         <w:pStyle w:val="Heading3"/>
@@ -23647,6 +26911,57 @@
     <w:p/>
     <w:p>
       <w:pPr>
+        <w:jc w:val="center"/>
+      </w:pPr>
+      <w:r>
+        <w:drawing>
+          <wp:inline xmlns:a="http://schemas.openxmlformats.org/drawingml/2006/main" xmlns:pic="http://schemas.openxmlformats.org/drawingml/2006/picture">
+            <wp:extent cx="5303520" cy="1785518"/>
+            <wp:docPr id="65" name="Picture 65"/>
+            <wp:cNvGraphicFramePr>
+              <a:graphicFrameLocks noChangeAspect="1"/>
+            </wp:cNvGraphicFramePr>
+            <a:graphic>
+              <a:graphicData uri="http://schemas.openxmlformats.org/drawingml/2006/picture">
+                <pic:pic>
+                  <pic:nvPicPr>
+                    <pic:cNvPr id="0" name="19_crlf_test.png"/>
+                    <pic:cNvPicPr/>
+                  </pic:nvPicPr>
+                  <pic:blipFill>
+                    <a:blip r:embed="rId36"/>
+                    <a:stretch>
+                      <a:fillRect/>
+                    </a:stretch>
+                  </pic:blipFill>
+                  <pic:spPr>
+                    <a:xfrm>
+                      <a:off x="0" y="0"/>
+                      <a:ext cx="5303520" cy="1785518"/>
+                    </a:xfrm>
+                    <a:prstGeom prst="rect"/>
+                  </pic:spPr>
+                </pic:pic>
+              </a:graphicData>
+            </a:graphic>
+          </wp:inline>
+        </w:drawing>
+      </w:r>
+    </w:p>
+    <w:p>
+      <w:pPr>
+        <w:jc w:val="center"/>
+      </w:pPr>
+      <w:r>
+        <w:rPr>
+          <w:color w:val="808080"/>
+          <w:sz w:val="16"/>
+        </w:rPr>
+        <w:t>图: VULN-019-1 CRLF注入测试</w:t>
+      </w:r>
+    </w:p>
+    <w:p>
+      <w:pPr>
         <w:pStyle w:val="Heading3"/>
       </w:pPr>
       <w:r>
@@ -24011,6 +27326,57 @@
       </w:tr>
     </w:tbl>
     <w:p/>
+    <w:p>
+      <w:pPr>
+        <w:jc w:val="center"/>
+      </w:pPr>
+      <w:r>
+        <w:drawing>
+          <wp:inline xmlns:a="http://schemas.openxmlformats.org/drawingml/2006/main" xmlns:pic="http://schemas.openxmlformats.org/drawingml/2006/picture">
+            <wp:extent cx="5303520" cy="2024177"/>
+            <wp:docPr id="66" name="Picture 66"/>
+            <wp:cNvGraphicFramePr>
+              <a:graphicFrameLocks noChangeAspect="1"/>
+            </wp:cNvGraphicFramePr>
+            <a:graphic>
+              <a:graphicData uri="http://schemas.openxmlformats.org/drawingml/2006/picture">
+                <pic:pic>
+                  <pic:nvPicPr>
+                    <pic:cNvPr id="0" name="20_url_redirect.png"/>
+                    <pic:cNvPicPr/>
+                  </pic:nvPicPr>
+                  <pic:blipFill>
+                    <a:blip r:embed="rId20"/>
+                    <a:stretch>
+                      <a:fillRect/>
+                    </a:stretch>
+                  </pic:blipFill>
+                  <pic:spPr>
+                    <a:xfrm>
+                      <a:off x="0" y="0"/>
+                      <a:ext cx="5303520" cy="2024177"/>
+                    </a:xfrm>
+                    <a:prstGeom prst="rect"/>
+                  </pic:spPr>
+                </pic:pic>
+              </a:graphicData>
+            </a:graphic>
+          </wp:inline>
+        </w:drawing>
+      </w:r>
+    </w:p>
+    <w:p>
+      <w:pPr>
+        <w:jc w:val="center"/>
+      </w:pPr>
+      <w:r>
+        <w:rPr>
+          <w:color w:val="808080"/>
+          <w:sz w:val="16"/>
+        </w:rPr>
+        <w:t>图: VULN-020-1 URL重定向测试</w:t>
+      </w:r>
+    </w:p>
     <w:sectPr>
       <w:pgSz w:w="12240" w:h="15840"/>
       <w:pgMar w:top="1440" w:right="1800" w:bottom="1440" w:left="1800" w:header="720" w:footer="720" w:gutter="0"/>
